--- a/lessons/2-3/downloads/reveal/teacher/2.6-homework-packet-level-1.docx
+++ b/lessons/2-3/downloads/reveal/teacher/2.6-homework-packet-level-1.docx
@@ -81,7 +81,7 @@
           <w:sz w:val="21"/>
           <w:szCs w:val="21"/>
         </w:rPr>
-        <w:t xml:space="preserve">Lesson 2-6  ·  Homework Packet  ·  Level 1  ·  Sheet 1 of 2</w:t>
+        <w:t xml:space="preserve">Lesson 2-3  ·  Homework Packet  ·  Level 1  ·  Sheet 1 of 2</w:t>
       </w:r>
     </w:p>
     <w:p>
@@ -3091,7 +3091,7 @@
           <w:sz w:val="21"/>
           <w:szCs w:val="21"/>
         </w:rPr>
-        <w:t xml:space="preserve">Lesson 2-6  ·  Homework Packet  ·  Level 1  ·  Sheet 2 of 2</w:t>
+        <w:t xml:space="preserve">Lesson 2-3  ·  Homework Packet  ·  Level 1  ·  Sheet 2 of 2</w:t>
       </w:r>
     </w:p>
     <w:p>
@@ -6386,7 +6386,7 @@
               <w:sz w:val="15"/>
               <w:szCs w:val="15"/>
             </w:rPr>
-            <w:t xml:space="preserve">Lesson 2-6  ·  Homework Packet  ·  Level 1</w:t>
+            <w:t xml:space="preserve">Lesson 2-3  ·  Homework Packet  ·  Level 1</w:t>
           </w:r>
         </w:p>
       </w:tc>

--- a/lessons/2-3/downloads/reveal/teacher/2.6-homework-packet-level-1.docx
+++ b/lessons/2-3/downloads/reveal/teacher/2.6-homework-packet-level-1.docx
@@ -78,14 +78,15 @@
           <w:caps/>
           <w:color w:val="003A70"/>
           <w:spacing w:val="12"/>
-          <w:sz w:val="21"/>
+          <w:sz w:val="22"/>
           <w:szCs w:val="21"/>
         </w:rPr>
-        <w:t xml:space="preserve">Lesson 2-3  ·  Homework Packet  ·  Level 1  ·  Sheet 1 of 2</w:t>
+        <w:t xml:space="preserve">Lesson 2-6  ·  Homework Packet  ·  Supported  ·  Session 1 · pages 1–2</w:t>
       </w:r>
     </w:p>
     <w:p>
       <w:pPr>
+        <w:pStyle w:val="Heading1"/>
         <w:keepNext/>
         <w:spacing w:before="0" w:after="10" w:line="240" w:lineRule="auto"/>
       </w:pPr>
@@ -111,7 +112,7 @@
         <w:rPr>
           <w:rFonts w:ascii="Avenir Next" w:hAnsi="Avenir Next" w:cs="Avenir Next" w:eastAsia="Avenir Next"/>
           <w:color w:val="5A5F66"/>
-          <w:sz w:val="17"/>
+          <w:sz w:val="22"/>
           <w:szCs w:val="17"/>
         </w:rPr>
         <w:t xml:space="preserve">Maryland Standard 6.SP.B.5d   ·   Learning target — I can explain why the median is a better measure of center than the mean when a data set has an outlier.</w:t>
@@ -158,6 +159,7 @@
           </w:tcPr>
           <w:p>
             <w:pPr>
+              <w:pStyle w:val="Heading2"/>
               <w:spacing w:before="0" w:after="40" w:line="264" w:lineRule="auto"/>
             </w:pPr>
             <w:r>
@@ -185,44 +187,44 @@
                 <w:rFonts w:ascii="Avenir Next" w:hAnsi="Avenir Next" w:cs="Avenir Next" w:eastAsia="Avenir Next"/>
                 <w:b/>
                 <w:color w:val="003A70"/>
+                <w:sz w:val="22"/>
+                <w:szCs w:val="18"/>
+              </w:rPr>
+              <w:t xml:space="preserve">•</w:t>
+            </w:r>
+            <w:r>
+              <w:rPr>
+                <w:rFonts w:ascii="Avenir Next" w:hAnsi="Avenir Next" w:cs="Avenir Next" w:eastAsia="Avenir Next"/>
+                <w:color w:val="1A1A1A"/>
                 <w:sz w:val="18"/>
                 <w:szCs w:val="18"/>
               </w:rPr>
-              <w:t xml:space="preserve">•</w:t>
-            </w:r>
-            <w:r>
-              <w:rPr>
-                <w:rFonts w:ascii="Avenir Next" w:hAnsi="Avenir Next" w:cs="Avenir Next" w:eastAsia="Avenir Next"/>
-                <w:color w:val="1A1A1A"/>
-                <w:sz w:val="18"/>
+              <w:tab/>
+            </w:r>
+            <w:r>
+              <w:rPr>
+                <w:rFonts w:ascii="Avenir Next" w:hAnsi="Avenir Next" w:cs="Avenir Next" w:eastAsia="Avenir Next"/>
+                <w:color w:val="1A1A1A"/>
+                <w:sz w:val="22"/>
                 <w:szCs w:val="18"/>
               </w:rPr>
-              <w:tab/>
-            </w:r>
-            <w:r>
-              <w:rPr>
-                <w:rFonts w:ascii="Avenir Next" w:hAnsi="Avenir Next" w:cs="Avenir Next" w:eastAsia="Avenir Next"/>
-                <w:color w:val="1A1A1A"/>
-                <w:sz w:val="18"/>
+              <w:t xml:space="preserve">An </w:t>
+            </w:r>
+            <w:r>
+              <w:rPr>
+                <w:rFonts w:ascii="Avenir Next" w:hAnsi="Avenir Next" w:cs="Avenir Next" w:eastAsia="Avenir Next"/>
+                <w:b/>
+                <w:color w:val="1A1A1A"/>
+                <w:sz w:val="22"/>
                 <w:szCs w:val="18"/>
               </w:rPr>
-              <w:t xml:space="preserve">An </w:t>
-            </w:r>
-            <w:r>
-              <w:rPr>
-                <w:rFonts w:ascii="Avenir Next" w:hAnsi="Avenir Next" w:cs="Avenir Next" w:eastAsia="Avenir Next"/>
-                <w:b/>
-                <w:color w:val="1A1A1A"/>
-                <w:sz w:val="18"/>
-                <w:szCs w:val="18"/>
-              </w:rPr>
               <w:t xml:space="preserve">outlier</w:t>
             </w:r>
             <w:r>
               <w:rPr>
                 <w:rFonts w:ascii="Avenir Next" w:hAnsi="Avenir Next" w:cs="Avenir Next" w:eastAsia="Avenir Next"/>
                 <w:color w:val="1A1A1A"/>
-                <w:sz w:val="18"/>
+                <w:sz w:val="22"/>
                 <w:szCs w:val="18"/>
               </w:rPr>
               <w:t xml:space="preserve"> is a value much greater or much less than the rest of the data.</w:t>
@@ -241,82 +243,82 @@
                 <w:rFonts w:ascii="Avenir Next" w:hAnsi="Avenir Next" w:cs="Avenir Next" w:eastAsia="Avenir Next"/>
                 <w:b/>
                 <w:color w:val="003A70"/>
+                <w:sz w:val="22"/>
+                <w:szCs w:val="18"/>
+              </w:rPr>
+              <w:t xml:space="preserve">•</w:t>
+            </w:r>
+            <w:r>
+              <w:rPr>
+                <w:rFonts w:ascii="Avenir Next" w:hAnsi="Avenir Next" w:cs="Avenir Next" w:eastAsia="Avenir Next"/>
+                <w:color w:val="1A1A1A"/>
                 <w:sz w:val="18"/>
                 <w:szCs w:val="18"/>
               </w:rPr>
-              <w:t xml:space="preserve">•</w:t>
-            </w:r>
-            <w:r>
-              <w:rPr>
-                <w:rFonts w:ascii="Avenir Next" w:hAnsi="Avenir Next" w:cs="Avenir Next" w:eastAsia="Avenir Next"/>
-                <w:color w:val="1A1A1A"/>
-                <w:sz w:val="18"/>
+              <w:tab/>
+            </w:r>
+            <w:r>
+              <w:rPr>
+                <w:rFonts w:ascii="Avenir Next" w:hAnsi="Avenir Next" w:cs="Avenir Next" w:eastAsia="Avenir Next"/>
+                <w:color w:val="1A1A1A"/>
+                <w:sz w:val="22"/>
                 <w:szCs w:val="18"/>
               </w:rPr>
-              <w:tab/>
-            </w:r>
-            <w:r>
-              <w:rPr>
-                <w:rFonts w:ascii="Avenir Next" w:hAnsi="Avenir Next" w:cs="Avenir Next" w:eastAsia="Avenir Next"/>
-                <w:color w:val="1A1A1A"/>
-                <w:sz w:val="18"/>
+              <w:t xml:space="preserve">An outlier pulls the </w:t>
+            </w:r>
+            <w:r>
+              <w:rPr>
+                <w:rFonts w:ascii="Avenir Next" w:hAnsi="Avenir Next" w:cs="Avenir Next" w:eastAsia="Avenir Next"/>
+                <w:b/>
+                <w:color w:val="1A1A1A"/>
+                <w:sz w:val="22"/>
                 <w:szCs w:val="18"/>
               </w:rPr>
-              <w:t xml:space="preserve">An outlier pulls the </w:t>
-            </w:r>
-            <w:r>
-              <w:rPr>
-                <w:rFonts w:ascii="Avenir Next" w:hAnsi="Avenir Next" w:cs="Avenir Next" w:eastAsia="Avenir Next"/>
-                <w:b/>
-                <w:color w:val="1A1A1A"/>
-                <w:sz w:val="18"/>
+              <w:t xml:space="preserve">mean</w:t>
+            </w:r>
+            <w:r>
+              <w:rPr>
+                <w:rFonts w:ascii="Avenir Next" w:hAnsi="Avenir Next" w:cs="Avenir Next" w:eastAsia="Avenir Next"/>
+                <w:color w:val="1A1A1A"/>
+                <w:sz w:val="22"/>
                 <w:szCs w:val="18"/>
               </w:rPr>
-              <w:t xml:space="preserve">mean</w:t>
-            </w:r>
-            <w:r>
-              <w:rPr>
-                <w:rFonts w:ascii="Avenir Next" w:hAnsi="Avenir Next" w:cs="Avenir Next" w:eastAsia="Avenir Next"/>
-                <w:color w:val="1A1A1A"/>
-                <w:sz w:val="18"/>
+              <w:t xml:space="preserve"> toward it. The </w:t>
+            </w:r>
+            <w:r>
+              <w:rPr>
+                <w:rFonts w:ascii="Avenir Next" w:hAnsi="Avenir Next" w:cs="Avenir Next" w:eastAsia="Avenir Next"/>
+                <w:b/>
+                <w:color w:val="1A1A1A"/>
+                <w:sz w:val="22"/>
                 <w:szCs w:val="18"/>
               </w:rPr>
-              <w:t xml:space="preserve"> toward it. The </w:t>
-            </w:r>
-            <w:r>
-              <w:rPr>
-                <w:rFonts w:ascii="Avenir Next" w:hAnsi="Avenir Next" w:cs="Avenir Next" w:eastAsia="Avenir Next"/>
-                <w:b/>
-                <w:color w:val="1A1A1A"/>
-                <w:sz w:val="18"/>
+              <w:t xml:space="preserve">median</w:t>
+            </w:r>
+            <w:r>
+              <w:rPr>
+                <w:rFonts w:ascii="Avenir Next" w:hAnsi="Avenir Next" w:cs="Avenir Next" w:eastAsia="Avenir Next"/>
+                <w:color w:val="1A1A1A"/>
+                <w:sz w:val="22"/>
                 <w:szCs w:val="18"/>
               </w:rPr>
-              <w:t xml:space="preserve">median</w:t>
-            </w:r>
-            <w:r>
-              <w:rPr>
-                <w:rFonts w:ascii="Avenir Next" w:hAnsi="Avenir Next" w:cs="Avenir Next" w:eastAsia="Avenir Next"/>
-                <w:color w:val="1A1A1A"/>
-                <w:sz w:val="18"/>
+              <w:t xml:space="preserve"> barely moves, so it is </w:t>
+            </w:r>
+            <w:r>
+              <w:rPr>
+                <w:rFonts w:ascii="Avenir Next" w:hAnsi="Avenir Next" w:cs="Avenir Next" w:eastAsia="Avenir Next"/>
+                <w:b/>
+                <w:color w:val="1A1A1A"/>
+                <w:sz w:val="22"/>
                 <w:szCs w:val="18"/>
               </w:rPr>
-              <w:t xml:space="preserve"> barely moves, so it is </w:t>
-            </w:r>
-            <w:r>
-              <w:rPr>
-                <w:rFonts w:ascii="Avenir Next" w:hAnsi="Avenir Next" w:cs="Avenir Next" w:eastAsia="Avenir Next"/>
-                <w:b/>
-                <w:color w:val="1A1A1A"/>
-                <w:sz w:val="18"/>
-                <w:szCs w:val="18"/>
-              </w:rPr>
               <w:t xml:space="preserve">resistant</w:t>
             </w:r>
             <w:r>
               <w:rPr>
                 <w:rFonts w:ascii="Avenir Next" w:hAnsi="Avenir Next" w:cs="Avenir Next" w:eastAsia="Avenir Next"/>
                 <w:color w:val="1A1A1A"/>
-                <w:sz w:val="18"/>
+                <w:sz w:val="22"/>
                 <w:szCs w:val="18"/>
               </w:rPr>
               <w:t xml:space="preserve"> to outliers.</w:t>
@@ -335,44 +337,44 @@
                 <w:rFonts w:ascii="Avenir Next" w:hAnsi="Avenir Next" w:cs="Avenir Next" w:eastAsia="Avenir Next"/>
                 <w:b/>
                 <w:color w:val="003A70"/>
+                <w:sz w:val="22"/>
+                <w:szCs w:val="18"/>
+              </w:rPr>
+              <w:t xml:space="preserve">•</w:t>
+            </w:r>
+            <w:r>
+              <w:rPr>
+                <w:rFonts w:ascii="Avenir Next" w:hAnsi="Avenir Next" w:cs="Avenir Next" w:eastAsia="Avenir Next"/>
+                <w:color w:val="1A1A1A"/>
                 <w:sz w:val="18"/>
                 <w:szCs w:val="18"/>
               </w:rPr>
-              <w:t xml:space="preserve">•</w:t>
-            </w:r>
-            <w:r>
-              <w:rPr>
-                <w:rFonts w:ascii="Avenir Next" w:hAnsi="Avenir Next" w:cs="Avenir Next" w:eastAsia="Avenir Next"/>
-                <w:color w:val="1A1A1A"/>
-                <w:sz w:val="18"/>
+              <w:tab/>
+            </w:r>
+            <w:r>
+              <w:rPr>
+                <w:rFonts w:ascii="Avenir Next" w:hAnsi="Avenir Next" w:cs="Avenir Next" w:eastAsia="Avenir Next"/>
+                <w:color w:val="1A1A1A"/>
+                <w:sz w:val="22"/>
                 <w:szCs w:val="18"/>
               </w:rPr>
-              <w:tab/>
-            </w:r>
-            <w:r>
-              <w:rPr>
-                <w:rFonts w:ascii="Avenir Next" w:hAnsi="Avenir Next" w:cs="Avenir Next" w:eastAsia="Avenir Next"/>
-                <w:color w:val="1A1A1A"/>
-                <w:sz w:val="18"/>
+              <w:t xml:space="preserve">With an outlier, the median usually describes a </w:t>
+            </w:r>
+            <w:r>
+              <w:rPr>
+                <w:rFonts w:ascii="Avenir Next" w:hAnsi="Avenir Next" w:cs="Avenir Next" w:eastAsia="Avenir Next"/>
+                <w:b/>
+                <w:color w:val="1A1A1A"/>
+                <w:sz w:val="22"/>
                 <w:szCs w:val="18"/>
               </w:rPr>
-              <w:t xml:space="preserve">With an outlier, the median usually describes a </w:t>
-            </w:r>
-            <w:r>
-              <w:rPr>
-                <w:rFonts w:ascii="Avenir Next" w:hAnsi="Avenir Next" w:cs="Avenir Next" w:eastAsia="Avenir Next"/>
-                <w:b/>
-                <w:color w:val="1A1A1A"/>
-                <w:sz w:val="18"/>
-                <w:szCs w:val="18"/>
-              </w:rPr>
               <w:t xml:space="preserve">typical value</w:t>
             </w:r>
             <w:r>
               <w:rPr>
                 <w:rFonts w:ascii="Avenir Next" w:hAnsi="Avenir Next" w:cs="Avenir Next" w:eastAsia="Avenir Next"/>
                 <w:color w:val="1A1A1A"/>
-                <w:sz w:val="18"/>
+                <w:sz w:val="22"/>
                 <w:szCs w:val="18"/>
               </w:rPr>
               <w:t xml:space="preserve"> better. Still report the outlier; it is real data.</w:t>
@@ -387,6 +389,7 @@
           </w:tcPr>
           <w:p>
             <w:pPr>
+              <w:pStyle w:val="Heading2"/>
               <w:spacing w:before="0" w:after="40" w:line="264" w:lineRule="auto"/>
             </w:pPr>
             <w:r>
@@ -409,7 +412,7 @@
               <w:rPr>
                 <w:rFonts w:ascii="Avenir Next" w:hAnsi="Avenir Next" w:cs="Avenir Next" w:eastAsia="Avenir Next"/>
                 <w:color w:val="1A1A1A"/>
-                <w:sz w:val="17"/>
+                <w:sz w:val="22"/>
                 <w:szCs w:val="17"/>
               </w:rPr>
               <w:t xml:space="preserve">Six bike rides lasted 14, 18, 15, 16, 64, and 17 minutes. The mean is 24 minutes. Which measure better describes a typical ride?</w:t>
@@ -428,25 +431,25 @@
                 <w:rFonts w:ascii="Avenir Next" w:hAnsi="Avenir Next" w:cs="Avenir Next" w:eastAsia="Avenir Next"/>
                 <w:b/>
                 <w:color w:val="003A70"/>
+                <w:sz w:val="22"/>
+                <w:szCs w:val="17"/>
+              </w:rPr>
+              <w:t xml:space="preserve">Step 1</w:t>
+            </w:r>
+            <w:r>
+              <w:rPr>
+                <w:rFonts w:ascii="Avenir Next" w:hAnsi="Avenir Next" w:cs="Avenir Next" w:eastAsia="Avenir Next"/>
+                <w:color w:val="1A1A1A"/>
                 <w:sz w:val="17"/>
                 <w:szCs w:val="17"/>
               </w:rPr>
-              <w:t xml:space="preserve">Step 1</w:t>
-            </w:r>
-            <w:r>
-              <w:rPr>
-                <w:rFonts w:ascii="Avenir Next" w:hAnsi="Avenir Next" w:cs="Avenir Next" w:eastAsia="Avenir Next"/>
-                <w:color w:val="1A1A1A"/>
-                <w:sz w:val="17"/>
-                <w:szCs w:val="17"/>
-              </w:rPr>
               <w:tab/>
             </w:r>
             <w:r>
               <w:rPr>
                 <w:rFonts w:ascii="Avenir Next" w:hAnsi="Avenir Next" w:cs="Avenir Next" w:eastAsia="Avenir Next"/>
                 <w:color w:val="1A1A1A"/>
-                <w:sz w:val="17"/>
+                <w:sz w:val="22"/>
                 <w:szCs w:val="17"/>
               </w:rPr>
               <w:t xml:space="preserve">Order: 14, 15, 16, 17, 18, 64. The outlier is 64.</w:t>
@@ -465,25 +468,25 @@
                 <w:rFonts w:ascii="Avenir Next" w:hAnsi="Avenir Next" w:cs="Avenir Next" w:eastAsia="Avenir Next"/>
                 <w:b/>
                 <w:color w:val="003A70"/>
+                <w:sz w:val="22"/>
+                <w:szCs w:val="17"/>
+              </w:rPr>
+              <w:t xml:space="preserve">Step 2</w:t>
+            </w:r>
+            <w:r>
+              <w:rPr>
+                <w:rFonts w:ascii="Avenir Next" w:hAnsi="Avenir Next" w:cs="Avenir Next" w:eastAsia="Avenir Next"/>
+                <w:color w:val="1A1A1A"/>
                 <w:sz w:val="17"/>
                 <w:szCs w:val="17"/>
               </w:rPr>
-              <w:t xml:space="preserve">Step 2</w:t>
-            </w:r>
-            <w:r>
-              <w:rPr>
-                <w:rFonts w:ascii="Avenir Next" w:hAnsi="Avenir Next" w:cs="Avenir Next" w:eastAsia="Avenir Next"/>
-                <w:color w:val="1A1A1A"/>
-                <w:sz w:val="17"/>
-                <w:szCs w:val="17"/>
-              </w:rPr>
               <w:tab/>
             </w:r>
             <w:r>
               <w:rPr>
                 <w:rFonts w:ascii="Avenir Next" w:hAnsi="Avenir Next" w:cs="Avenir Next" w:eastAsia="Avenir Next"/>
                 <w:color w:val="1A1A1A"/>
-                <w:sz w:val="17"/>
+                <w:sz w:val="22"/>
                 <w:szCs w:val="17"/>
               </w:rPr>
               <w:t xml:space="preserve">Median: (16 + 17) ÷ 2 = 16.5. The mean, 24, is greater than 5 of the 6 rides.</w:t>
@@ -502,18 +505,18 @@
                 <w:rFonts w:ascii="Avenir Next" w:hAnsi="Avenir Next" w:cs="Avenir Next" w:eastAsia="Avenir Next"/>
                 <w:b/>
                 <w:color w:val="1A1A1A"/>
+                <w:sz w:val="22"/>
+                <w:szCs w:val="17"/>
+              </w:rPr>
+              <w:t xml:space="preserve">Answer</w:t>
+            </w:r>
+            <w:r>
+              <w:rPr>
+                <w:rFonts w:ascii="Avenir Next" w:hAnsi="Avenir Next" w:cs="Avenir Next" w:eastAsia="Avenir Next"/>
+                <w:color w:val="1A1A1A"/>
                 <w:sz w:val="17"/>
                 <w:szCs w:val="17"/>
               </w:rPr>
-              <w:t xml:space="preserve">Answer</w:t>
-            </w:r>
-            <w:r>
-              <w:rPr>
-                <w:rFonts w:ascii="Avenir Next" w:hAnsi="Avenir Next" w:cs="Avenir Next" w:eastAsia="Avenir Next"/>
-                <w:color w:val="1A1A1A"/>
-                <w:sz w:val="17"/>
-                <w:szCs w:val="17"/>
-              </w:rPr>
               <w:tab/>
             </w:r>
             <w:r>
@@ -521,7 +524,7 @@
                 <w:rFonts w:ascii="Avenir Next" w:hAnsi="Avenir Next" w:cs="Avenir Next" w:eastAsia="Avenir Next"/>
                 <w:b/>
                 <w:color w:val="1A1A1A"/>
-                <w:sz w:val="17"/>
+                <w:sz w:val="22"/>
                 <w:szCs w:val="17"/>
               </w:rPr>
               <w:t xml:space="preserve">The median, 16.5 minutes</w:t>
@@ -571,6 +574,7 @@
           </w:tcPr>
           <w:p>
             <w:pPr>
+              <w:pStyle w:val="Heading2"/>
               <w:spacing w:before="0" w:after="40" w:line="264" w:lineRule="auto"/>
             </w:pPr>
             <w:r>
@@ -594,7 +598,7 @@
                 <w:rFonts w:ascii="Avenir Next" w:hAnsi="Avenir Next" w:cs="Avenir Next" w:eastAsia="Avenir Next"/>
                 <w:b/>
                 <w:color w:val="1A1A1A"/>
-                <w:sz w:val="21"/>
+                <w:sz w:val="22"/>
                 <w:szCs w:val="21"/>
               </w:rPr>
               <w:t xml:space="preserve">outlier</w:t>
@@ -603,7 +607,7 @@
               <w:rPr>
                 <w:rFonts w:ascii="Avenir Next" w:hAnsi="Avenir Next" w:cs="Avenir Next" w:eastAsia="Avenir Next"/>
                 <w:color w:val="5A5F66"/>
-                <w:sz w:val="21"/>
+                <w:sz w:val="22"/>
                 <w:szCs w:val="21"/>
               </w:rPr>
               <w:t xml:space="preserve"> — </w:t>
@@ -612,7 +616,7 @@
               <w:rPr>
                 <w:rFonts w:ascii="Avenir Next" w:hAnsi="Avenir Next" w:cs="Avenir Next" w:eastAsia="Avenir Next"/>
                 <w:color w:val="1A1A1A"/>
-                <w:sz w:val="21"/>
+                <w:sz w:val="22"/>
                 <w:szCs w:val="21"/>
               </w:rPr>
               <w:t xml:space="preserve">a number far away from the others</w:t>
@@ -627,7 +631,7 @@
                 <w:rFonts w:ascii="Avenir Next" w:hAnsi="Avenir Next" w:cs="Avenir Next" w:eastAsia="Avenir Next"/>
                 <w:b/>
                 <w:color w:val="1A1A1A"/>
-                <w:sz w:val="21"/>
+                <w:sz w:val="22"/>
                 <w:szCs w:val="21"/>
               </w:rPr>
               <w:t xml:space="preserve">median</w:t>
@@ -636,7 +640,7 @@
               <w:rPr>
                 <w:rFonts w:ascii="Avenir Next" w:hAnsi="Avenir Next" w:cs="Avenir Next" w:eastAsia="Avenir Next"/>
                 <w:color w:val="5A5F66"/>
-                <w:sz w:val="21"/>
+                <w:sz w:val="22"/>
                 <w:szCs w:val="21"/>
               </w:rPr>
               <w:t xml:space="preserve"> — </w:t>
@@ -645,7 +649,7 @@
               <w:rPr>
                 <w:rFonts w:ascii="Avenir Next" w:hAnsi="Avenir Next" w:cs="Avenir Next" w:eastAsia="Avenir Next"/>
                 <w:color w:val="1A1A1A"/>
-                <w:sz w:val="21"/>
+                <w:sz w:val="22"/>
                 <w:szCs w:val="21"/>
               </w:rPr>
               <w:t xml:space="preserve">the middle number</w:t>
@@ -671,7 +675,7 @@
                 <w:rFonts w:ascii="Avenir Next" w:hAnsi="Avenir Next" w:cs="Avenir Next" w:eastAsia="Avenir Next"/>
                 <w:b/>
                 <w:color w:val="1A1A1A"/>
-                <w:sz w:val="21"/>
+                <w:sz w:val="22"/>
                 <w:szCs w:val="21"/>
               </w:rPr>
               <w:t xml:space="preserve">mean</w:t>
@@ -680,7 +684,7 @@
               <w:rPr>
                 <w:rFonts w:ascii="Avenir Next" w:hAnsi="Avenir Next" w:cs="Avenir Next" w:eastAsia="Avenir Next"/>
                 <w:color w:val="5A5F66"/>
-                <w:sz w:val="21"/>
+                <w:sz w:val="22"/>
                 <w:szCs w:val="21"/>
               </w:rPr>
               <w:t xml:space="preserve"> — </w:t>
@@ -689,7 +693,7 @@
               <w:rPr>
                 <w:rFonts w:ascii="Avenir Next" w:hAnsi="Avenir Next" w:cs="Avenir Next" w:eastAsia="Avenir Next"/>
                 <w:color w:val="1A1A1A"/>
-                <w:sz w:val="21"/>
+                <w:sz w:val="22"/>
                 <w:szCs w:val="21"/>
               </w:rPr>
               <w:t xml:space="preserve">add all, then divide by how many</w:t>
@@ -704,7 +708,7 @@
                 <w:rFonts w:ascii="Avenir Next" w:hAnsi="Avenir Next" w:cs="Avenir Next" w:eastAsia="Avenir Next"/>
                 <w:b/>
                 <w:color w:val="1A1A1A"/>
-                <w:sz w:val="21"/>
+                <w:sz w:val="22"/>
                 <w:szCs w:val="21"/>
               </w:rPr>
               <w:t xml:space="preserve">typical</w:t>
@@ -713,7 +717,7 @@
               <w:rPr>
                 <w:rFonts w:ascii="Avenir Next" w:hAnsi="Avenir Next" w:cs="Avenir Next" w:eastAsia="Avenir Next"/>
                 <w:color w:val="5A5F66"/>
-                <w:sz w:val="21"/>
+                <w:sz w:val="22"/>
                 <w:szCs w:val="21"/>
               </w:rPr>
               <w:t xml:space="preserve"> — </w:t>
@@ -722,7 +726,7 @@
               <w:rPr>
                 <w:rFonts w:ascii="Avenir Next" w:hAnsi="Avenir Next" w:cs="Avenir Next" w:eastAsia="Avenir Next"/>
                 <w:color w:val="1A1A1A"/>
-                <w:sz w:val="21"/>
+                <w:sz w:val="22"/>
                 <w:szCs w:val="21"/>
               </w:rPr>
               <w:t xml:space="preserve">usual, like most of the data</w:t>
@@ -733,6 +737,7 @@
     </w:tbl>
     <w:p>
       <w:pPr>
+        <w:pStyle w:val="Heading2"/>
         <w:keepNext/>
         <w:pBdr>
           <w:bottom w:val="single" w:sz="8" w:space="3" w:color="003A70"/>
@@ -748,7 +753,7 @@
           <w:b/>
           <w:color w:val="003A70"/>
           <w:spacing w:val="14"/>
-          <w:sz w:val="21"/>
+          <w:sz w:val="22"/>
           <w:szCs w:val="21"/>
         </w:rPr>
         <w:t xml:space="preserve">PRACTICE</w:t>
@@ -767,7 +772,7 @@
           <w:rFonts w:ascii="Avenir Next" w:hAnsi="Avenir Next" w:cs="Avenir Next" w:eastAsia="Avenir Next"/>
           <w:i/>
           <w:color w:val="5A5F66"/>
-          <w:sz w:val="17"/>
+          <w:sz w:val="22"/>
           <w:szCs w:val="17"/>
         </w:rPr>
         <w:t xml:space="preserve">show your work · label units</w:t>
@@ -863,25 +868,25 @@
                 <w:rFonts w:ascii="Avenir Next" w:hAnsi="Avenir Next" w:cs="Avenir Next" w:eastAsia="Avenir Next"/>
                 <w:b/>
                 <w:color w:val="003A70"/>
+                <w:sz w:val="22"/>
+                <w:szCs w:val="18"/>
+              </w:rPr>
+              <w:t xml:space="preserve">Step 1</w:t>
+            </w:r>
+            <w:r>
+              <w:rPr>
+                <w:rFonts w:ascii="Avenir Next" w:hAnsi="Avenir Next" w:cs="Avenir Next" w:eastAsia="Avenir Next"/>
+                <w:color w:val="1A1A1A"/>
                 <w:sz w:val="18"/>
                 <w:szCs w:val="18"/>
               </w:rPr>
-              <w:t xml:space="preserve">Step 1</w:t>
-            </w:r>
-            <w:r>
-              <w:rPr>
-                <w:rFonts w:ascii="Avenir Next" w:hAnsi="Avenir Next" w:cs="Avenir Next" w:eastAsia="Avenir Next"/>
-                <w:color w:val="1A1A1A"/>
-                <w:sz w:val="18"/>
-                <w:szCs w:val="18"/>
-              </w:rPr>
               <w:tab/>
             </w:r>
             <w:r>
               <w:rPr>
                 <w:rFonts w:ascii="Avenir Next" w:hAnsi="Avenir Next" w:cs="Avenir Next" w:eastAsia="Avenir Next"/>
                 <w:color w:val="1A1A1A"/>
-                <w:sz w:val="21"/>
+                <w:sz w:val="22"/>
                 <w:szCs w:val="21"/>
               </w:rPr>
               <w:t xml:space="preserve">Order each list.</w:t>
@@ -901,25 +906,25 @@
                 <w:rFonts w:ascii="Avenir Next" w:hAnsi="Avenir Next" w:cs="Avenir Next" w:eastAsia="Avenir Next"/>
                 <w:b/>
                 <w:color w:val="003A70"/>
+                <w:sz w:val="22"/>
+                <w:szCs w:val="18"/>
+              </w:rPr>
+              <w:t xml:space="preserve">Step 2</w:t>
+            </w:r>
+            <w:r>
+              <w:rPr>
+                <w:rFonts w:ascii="Avenir Next" w:hAnsi="Avenir Next" w:cs="Avenir Next" w:eastAsia="Avenir Next"/>
+                <w:color w:val="1A1A1A"/>
                 <w:sz w:val="18"/>
                 <w:szCs w:val="18"/>
               </w:rPr>
-              <w:t xml:space="preserve">Step 2</w:t>
-            </w:r>
-            <w:r>
-              <w:rPr>
-                <w:rFonts w:ascii="Avenir Next" w:hAnsi="Avenir Next" w:cs="Avenir Next" w:eastAsia="Avenir Next"/>
-                <w:color w:val="1A1A1A"/>
-                <w:sz w:val="18"/>
-                <w:szCs w:val="18"/>
-              </w:rPr>
               <w:tab/>
             </w:r>
             <w:r>
               <w:rPr>
                 <w:rFonts w:ascii="Avenir Next" w:hAnsi="Avenir Next" w:cs="Avenir Next" w:eastAsia="Avenir Next"/>
                 <w:color w:val="1A1A1A"/>
-                <w:sz w:val="21"/>
+                <w:sz w:val="22"/>
                 <w:szCs w:val="21"/>
               </w:rPr>
               <w:t xml:space="preserve">Circle the number far from the rest.</w:t>
@@ -939,25 +944,25 @@
                 <w:rFonts w:ascii="Avenir Next" w:hAnsi="Avenir Next" w:cs="Avenir Next" w:eastAsia="Avenir Next"/>
                 <w:b/>
                 <w:color w:val="003A70"/>
+                <w:sz w:val="22"/>
+                <w:szCs w:val="18"/>
+              </w:rPr>
+              <w:t xml:space="preserve">Step 3</w:t>
+            </w:r>
+            <w:r>
+              <w:rPr>
+                <w:rFonts w:ascii="Avenir Next" w:hAnsi="Avenir Next" w:cs="Avenir Next" w:eastAsia="Avenir Next"/>
+                <w:color w:val="1A1A1A"/>
                 <w:sz w:val="18"/>
                 <w:szCs w:val="18"/>
               </w:rPr>
-              <w:t xml:space="preserve">Step 3</w:t>
-            </w:r>
-            <w:r>
-              <w:rPr>
-                <w:rFonts w:ascii="Avenir Next" w:hAnsi="Avenir Next" w:cs="Avenir Next" w:eastAsia="Avenir Next"/>
-                <w:color w:val="1A1A1A"/>
-                <w:sz w:val="18"/>
-                <w:szCs w:val="18"/>
-              </w:rPr>
               <w:tab/>
             </w:r>
             <w:r>
               <w:rPr>
                 <w:rFonts w:ascii="Avenir Next" w:hAnsi="Avenir Next" w:cs="Avenir Next" w:eastAsia="Avenir Next"/>
                 <w:color w:val="1A1A1A"/>
-                <w:sz w:val="21"/>
+                <w:sz w:val="22"/>
                 <w:szCs w:val="21"/>
               </w:rPr>
               <w:t xml:space="preserve">Find the middle number.</w:t>
@@ -1527,25 +1532,25 @@
                       <w:rFonts w:ascii="Avenir Next" w:hAnsi="Avenir Next" w:cs="Avenir Next" w:eastAsia="Avenir Next"/>
                       <w:b/>
                       <w:color w:val="003A70"/>
+                      <w:sz w:val="22"/>
+                      <w:szCs w:val="18"/>
+                    </w:rPr>
+                    <w:t xml:space="preserve">Step 1</w:t>
+                  </w:r>
+                  <w:r>
+                    <w:rPr>
+                      <w:rFonts w:ascii="Avenir Next" w:hAnsi="Avenir Next" w:cs="Avenir Next" w:eastAsia="Avenir Next"/>
+                      <w:color w:val="1A1A1A"/>
                       <w:sz w:val="18"/>
                       <w:szCs w:val="18"/>
                     </w:rPr>
-                    <w:t xml:space="preserve">Step 1</w:t>
-                  </w:r>
-                  <w:r>
-                    <w:rPr>
-                      <w:rFonts w:ascii="Avenir Next" w:hAnsi="Avenir Next" w:cs="Avenir Next" w:eastAsia="Avenir Next"/>
-                      <w:color w:val="1A1A1A"/>
-                      <w:sz w:val="18"/>
-                      <w:szCs w:val="18"/>
-                    </w:rPr>
                     <w:tab/>
                   </w:r>
                   <w:r>
                     <w:rPr>
                       <w:rFonts w:ascii="Avenir Next" w:hAnsi="Avenir Next" w:cs="Avenir Next" w:eastAsia="Avenir Next"/>
                       <w:color w:val="1A1A1A"/>
-                      <w:sz w:val="21"/>
+                      <w:sz w:val="22"/>
                       <w:szCs w:val="21"/>
                     </w:rPr>
                     <w:t xml:space="preserve">Find the dot far from the others.</w:t>
@@ -1565,25 +1570,25 @@
                       <w:rFonts w:ascii="Avenir Next" w:hAnsi="Avenir Next" w:cs="Avenir Next" w:eastAsia="Avenir Next"/>
                       <w:b/>
                       <w:color w:val="003A70"/>
+                      <w:sz w:val="22"/>
+                      <w:szCs w:val="18"/>
+                    </w:rPr>
+                    <w:t xml:space="preserve">Step 2</w:t>
+                  </w:r>
+                  <w:r>
+                    <w:rPr>
+                      <w:rFonts w:ascii="Avenir Next" w:hAnsi="Avenir Next" w:cs="Avenir Next" w:eastAsia="Avenir Next"/>
+                      <w:color w:val="1A1A1A"/>
                       <w:sz w:val="18"/>
                       <w:szCs w:val="18"/>
                     </w:rPr>
-                    <w:t xml:space="preserve">Step 2</w:t>
-                  </w:r>
-                  <w:r>
-                    <w:rPr>
-                      <w:rFonts w:ascii="Avenir Next" w:hAnsi="Avenir Next" w:cs="Avenir Next" w:eastAsia="Avenir Next"/>
-                      <w:color w:val="1A1A1A"/>
-                      <w:sz w:val="18"/>
-                      <w:szCs w:val="18"/>
-                    </w:rPr>
                     <w:tab/>
                   </w:r>
                   <w:r>
                     <w:rPr>
                       <w:rFonts w:ascii="Avenir Next" w:hAnsi="Avenir Next" w:cs="Avenir Next" w:eastAsia="Avenir Next"/>
                       <w:color w:val="1A1A1A"/>
-                      <w:sz w:val="21"/>
+                      <w:sz w:val="22"/>
                       <w:szCs w:val="21"/>
                     </w:rPr>
                     <w:t xml:space="preserve">Order the 10 values; the median is between the 5th and 6th.</w:t>
@@ -1603,25 +1608,25 @@
                       <w:rFonts w:ascii="Avenir Next" w:hAnsi="Avenir Next" w:cs="Avenir Next" w:eastAsia="Avenir Next"/>
                       <w:b/>
                       <w:color w:val="003A70"/>
+                      <w:sz w:val="22"/>
+                      <w:szCs w:val="18"/>
+                    </w:rPr>
+                    <w:t xml:space="preserve">Step 3</w:t>
+                  </w:r>
+                  <w:r>
+                    <w:rPr>
+                      <w:rFonts w:ascii="Avenir Next" w:hAnsi="Avenir Next" w:cs="Avenir Next" w:eastAsia="Avenir Next"/>
+                      <w:color w:val="1A1A1A"/>
                       <w:sz w:val="18"/>
                       <w:szCs w:val="18"/>
                     </w:rPr>
-                    <w:t xml:space="preserve">Step 3</w:t>
-                  </w:r>
-                  <w:r>
-                    <w:rPr>
-                      <w:rFonts w:ascii="Avenir Next" w:hAnsi="Avenir Next" w:cs="Avenir Next" w:eastAsia="Avenir Next"/>
-                      <w:color w:val="1A1A1A"/>
-                      <w:sz w:val="18"/>
-                      <w:szCs w:val="18"/>
-                    </w:rPr>
                     <w:tab/>
                   </w:r>
                   <w:r>
                     <w:rPr>
                       <w:rFonts w:ascii="Avenir Next" w:hAnsi="Avenir Next" w:cs="Avenir Next" w:eastAsia="Avenir Next"/>
                       <w:color w:val="1A1A1A"/>
-                      <w:sz w:val="21"/>
+                      <w:sz w:val="22"/>
                       <w:szCs w:val="21"/>
                     </w:rPr>
                     <w:t xml:space="preserve">Count students below 31.</w:t>
@@ -1879,7 +1884,7 @@
                     <w:drawing>
                       <wp:inline distT="0" distB="0" distL="0" distR="0">
                         <wp:extent cx="2926080" cy="1188720"/>
-                        <wp:docPr id="1" name="Figure 1"/>
+                        <wp:docPr id="1" name="Figure 1" descr="Dot plot. Horizontal axis: Minutes on Homework, 10 to 90, ticks every 5. Dots by value: 15: 1; 20: 2; 25: 3; 30: 2; 35: 1; 85: 1"/>
                         <a:graphic xmlns:a="http://schemas.openxmlformats.org/drawingml/2006/main">
                           <a:graphicData uri="http://schemas.openxmlformats.org/drawingml/2006/picture">
                             <pic:pic xmlns:pic="http://schemas.openxmlformats.org/drawingml/2006/picture">
@@ -2281,25 +2286,25 @@
                 <w:rFonts w:ascii="Avenir Next" w:hAnsi="Avenir Next" w:cs="Avenir Next" w:eastAsia="Avenir Next"/>
                 <w:b/>
                 <w:color w:val="003A70"/>
+                <w:sz w:val="22"/>
+                <w:szCs w:val="18"/>
+              </w:rPr>
+              <w:t xml:space="preserve">Step 1</w:t>
+            </w:r>
+            <w:r>
+              <w:rPr>
+                <w:rFonts w:ascii="Avenir Next" w:hAnsi="Avenir Next" w:cs="Avenir Next" w:eastAsia="Avenir Next"/>
+                <w:color w:val="1A1A1A"/>
                 <w:sz w:val="18"/>
                 <w:szCs w:val="18"/>
               </w:rPr>
-              <w:t xml:space="preserve">Step 1</w:t>
-            </w:r>
-            <w:r>
-              <w:rPr>
-                <w:rFonts w:ascii="Avenir Next" w:hAnsi="Avenir Next" w:cs="Avenir Next" w:eastAsia="Avenir Next"/>
-                <w:color w:val="1A1A1A"/>
-                <w:sz w:val="18"/>
-                <w:szCs w:val="18"/>
-              </w:rPr>
               <w:tab/>
             </w:r>
             <w:r>
               <w:rPr>
                 <w:rFonts w:ascii="Avenir Next" w:hAnsi="Avenir Next" w:cs="Avenir Next" w:eastAsia="Avenir Next"/>
                 <w:color w:val="1A1A1A"/>
-                <w:sz w:val="21"/>
+                <w:sz w:val="22"/>
                 <w:szCs w:val="21"/>
               </w:rPr>
               <w:t xml:space="preserve">Mean: add the 7 amounts, then divide by 7.</w:t>
@@ -2319,25 +2324,25 @@
                 <w:rFonts w:ascii="Avenir Next" w:hAnsi="Avenir Next" w:cs="Avenir Next" w:eastAsia="Avenir Next"/>
                 <w:b/>
                 <w:color w:val="003A70"/>
+                <w:sz w:val="22"/>
+                <w:szCs w:val="18"/>
+              </w:rPr>
+              <w:t xml:space="preserve">Step 2</w:t>
+            </w:r>
+            <w:r>
+              <w:rPr>
+                <w:rFonts w:ascii="Avenir Next" w:hAnsi="Avenir Next" w:cs="Avenir Next" w:eastAsia="Avenir Next"/>
+                <w:color w:val="1A1A1A"/>
                 <w:sz w:val="18"/>
                 <w:szCs w:val="18"/>
               </w:rPr>
-              <w:t xml:space="preserve">Step 2</w:t>
-            </w:r>
-            <w:r>
-              <w:rPr>
-                <w:rFonts w:ascii="Avenir Next" w:hAnsi="Avenir Next" w:cs="Avenir Next" w:eastAsia="Avenir Next"/>
-                <w:color w:val="1A1A1A"/>
-                <w:sz w:val="18"/>
-                <w:szCs w:val="18"/>
-              </w:rPr>
               <w:tab/>
             </w:r>
             <w:r>
               <w:rPr>
                 <w:rFonts w:ascii="Avenir Next" w:hAnsi="Avenir Next" w:cs="Avenir Next" w:eastAsia="Avenir Next"/>
                 <w:color w:val="1A1A1A"/>
-                <w:sz w:val="21"/>
+                <w:sz w:val="22"/>
                 <w:szCs w:val="21"/>
               </w:rPr>
               <w:t xml:space="preserve">Median: the 4th amount in order.</w:t>
@@ -2673,7 +2678,7 @@
                 <w:rFonts w:ascii="Avenir Next" w:hAnsi="Avenir Next" w:cs="Avenir Next" w:eastAsia="Avenir Next"/>
                 <w:b/>
                 <w:color w:val="003A70"/>
-                <w:sz w:val="17"/>
+                <w:sz w:val="22"/>
                 <w:szCs w:val="17"/>
               </w:rPr>
               <w:t xml:space="preserve">Frame  </w:t>
@@ -2683,7 +2688,7 @@
                 <w:rFonts w:ascii="Avenir Next" w:hAnsi="Avenir Next" w:cs="Avenir Next" w:eastAsia="Avenir Next"/>
                 <w:i/>
                 <w:color w:val="1A1A1A"/>
-                <w:sz w:val="18"/>
+                <w:sz w:val="22"/>
                 <w:szCs w:val="18"/>
               </w:rPr>
               <w:t xml:space="preserve">Andre is </w:t>
@@ -2703,7 +2708,7 @@
                 <w:rFonts w:ascii="Avenir Next" w:hAnsi="Avenir Next" w:cs="Avenir Next" w:eastAsia="Avenir Next"/>
                 <w:i/>
                 <w:color w:val="1A1A1A"/>
-                <w:sz w:val="18"/>
+                <w:sz w:val="22"/>
                 <w:szCs w:val="18"/>
               </w:rPr>
               <w:t xml:space="preserve">. The median is </w:t>
@@ -2723,7 +2728,7 @@
                 <w:rFonts w:ascii="Avenir Next" w:hAnsi="Avenir Next" w:cs="Avenir Next" w:eastAsia="Avenir Next"/>
                 <w:i/>
                 <w:color w:val="1A1A1A"/>
-                <w:sz w:val="18"/>
+                <w:sz w:val="22"/>
                 <w:szCs w:val="18"/>
               </w:rPr>
               <w:t xml:space="preserve">. Without 210 it would be </w:t>
@@ -2743,7 +2748,7 @@
                 <w:rFonts w:ascii="Avenir Next" w:hAnsi="Avenir Next" w:cs="Avenir Next" w:eastAsia="Avenir Next"/>
                 <w:i/>
                 <w:color w:val="1A1A1A"/>
-                <w:sz w:val="18"/>
+                <w:sz w:val="22"/>
                 <w:szCs w:val="18"/>
               </w:rPr>
               <w:t xml:space="preserve">.</w:t>
@@ -2872,6 +2877,7 @@
           </w:tcPr>
           <w:p>
             <w:pPr>
+              <w:pStyle w:val="Heading2"/>
               <w:spacing w:before="0" w:after="0" w:line="240" w:lineRule="auto"/>
             </w:pPr>
             <w:r>
@@ -2909,7 +2915,7 @@
               <w:rPr>
                 <w:rFonts w:ascii="Avenir Next" w:hAnsi="Avenir Next" w:cs="Avenir Next" w:eastAsia="Avenir Next"/>
                 <w:color w:val="1A1A1A"/>
-                <w:sz w:val="17"/>
+                <w:sz w:val="22"/>
                 <w:szCs w:val="17"/>
               </w:rPr>
               <w:t xml:space="preserve">  I can do this on my own</w:t>
@@ -2938,7 +2944,7 @@
               <w:rPr>
                 <w:rFonts w:ascii="Avenir Next" w:hAnsi="Avenir Next" w:cs="Avenir Next" w:eastAsia="Avenir Next"/>
                 <w:color w:val="1A1A1A"/>
-                <w:sz w:val="17"/>
+                <w:sz w:val="22"/>
                 <w:szCs w:val="17"/>
               </w:rPr>
               <w:t xml:space="preserve">  I need a little help</w:t>
@@ -2967,7 +2973,7 @@
               <w:rPr>
                 <w:rFonts w:ascii="Avenir Next" w:hAnsi="Avenir Next" w:cs="Avenir Next" w:eastAsia="Avenir Next"/>
                 <w:color w:val="1A1A1A"/>
-                <w:sz w:val="17"/>
+                <w:sz w:val="22"/>
                 <w:szCs w:val="17"/>
               </w:rPr>
               <w:t xml:space="preserve">  I have a question about #</w:t>
@@ -3005,7 +3011,7 @@
         <w:rPr>
           <w:rFonts w:ascii="Avenir Next" w:hAnsi="Avenir Next" w:cs="Avenir Next" w:eastAsia="Avenir Next"/>
           <w:color w:val="5A5F66"/>
-          <w:sz w:val="17"/>
+          <w:sz w:val="22"/>
           <w:szCs w:val="17"/>
         </w:rPr>
         <w:t xml:space="preserve">Ask someone at home about a normal trip and their slowest trip. Which trip is an outlier?</w:t>
@@ -3088,14 +3094,15 @@
           <w:caps/>
           <w:color w:val="003A70"/>
           <w:spacing w:val="12"/>
-          <w:sz w:val="21"/>
+          <w:sz w:val="22"/>
           <w:szCs w:val="21"/>
         </w:rPr>
-        <w:t xml:space="preserve">Lesson 2-3  ·  Homework Packet  ·  Level 1  ·  Sheet 2 of 2</w:t>
+        <w:t xml:space="preserve">Lesson 2-6  ·  Homework Packet  ·  Supported  ·  Session 2 · pages 3–4</w:t>
       </w:r>
     </w:p>
     <w:p>
       <w:pPr>
+        <w:pStyle w:val="Heading1"/>
         <w:keepNext/>
         <w:spacing w:before="0" w:after="10" w:line="240" w:lineRule="auto"/>
       </w:pPr>
@@ -3121,7 +3128,7 @@
         <w:rPr>
           <w:rFonts w:ascii="Avenir Next" w:hAnsi="Avenir Next" w:cs="Avenir Next" w:eastAsia="Avenir Next"/>
           <w:color w:val="5A5F66"/>
-          <w:sz w:val="17"/>
+          <w:sz w:val="22"/>
           <w:szCs w:val="17"/>
         </w:rPr>
         <w:t xml:space="preserve">Maryland Standard 6.SP.B.5d   ·   Learning target — I can compare two distributions using the median and the interquartile range together.</w:t>
@@ -3168,6 +3175,7 @@
           </w:tcPr>
           <w:p>
             <w:pPr>
+              <w:pStyle w:val="Heading2"/>
               <w:spacing w:before="0" w:after="40" w:line="264" w:lineRule="auto"/>
             </w:pPr>
             <w:r>
@@ -3195,63 +3203,63 @@
                 <w:rFonts w:ascii="Avenir Next" w:hAnsi="Avenir Next" w:cs="Avenir Next" w:eastAsia="Avenir Next"/>
                 <w:b/>
                 <w:color w:val="003A70"/>
+                <w:sz w:val="22"/>
+                <w:szCs w:val="18"/>
+              </w:rPr>
+              <w:t xml:space="preserve">•</w:t>
+            </w:r>
+            <w:r>
+              <w:rPr>
+                <w:rFonts w:ascii="Avenir Next" w:hAnsi="Avenir Next" w:cs="Avenir Next" w:eastAsia="Avenir Next"/>
+                <w:color w:val="1A1A1A"/>
                 <w:sz w:val="18"/>
                 <w:szCs w:val="18"/>
               </w:rPr>
-              <w:t xml:space="preserve">•</w:t>
-            </w:r>
-            <w:r>
-              <w:rPr>
-                <w:rFonts w:ascii="Avenir Next" w:hAnsi="Avenir Next" w:cs="Avenir Next" w:eastAsia="Avenir Next"/>
-                <w:color w:val="1A1A1A"/>
-                <w:sz w:val="18"/>
+              <w:tab/>
+            </w:r>
+            <w:r>
+              <w:rPr>
+                <w:rFonts w:ascii="Avenir Next" w:hAnsi="Avenir Next" w:cs="Avenir Next" w:eastAsia="Avenir Next"/>
+                <w:color w:val="1A1A1A"/>
+                <w:sz w:val="22"/>
                 <w:szCs w:val="18"/>
               </w:rPr>
-              <w:tab/>
-            </w:r>
-            <w:r>
-              <w:rPr>
-                <w:rFonts w:ascii="Avenir Next" w:hAnsi="Avenir Next" w:cs="Avenir Next" w:eastAsia="Avenir Next"/>
-                <w:color w:val="1A1A1A"/>
-                <w:sz w:val="18"/>
+              <w:t xml:space="preserve">Compare </w:t>
+            </w:r>
+            <w:r>
+              <w:rPr>
+                <w:rFonts w:ascii="Avenir Next" w:hAnsi="Avenir Next" w:cs="Avenir Next" w:eastAsia="Avenir Next"/>
+                <w:b/>
+                <w:color w:val="1A1A1A"/>
+                <w:sz w:val="22"/>
                 <w:szCs w:val="18"/>
               </w:rPr>
-              <w:t xml:space="preserve">Compare </w:t>
-            </w:r>
-            <w:r>
-              <w:rPr>
-                <w:rFonts w:ascii="Avenir Next" w:hAnsi="Avenir Next" w:cs="Avenir Next" w:eastAsia="Avenir Next"/>
-                <w:b/>
-                <w:color w:val="1A1A1A"/>
-                <w:sz w:val="18"/>
+              <w:t xml:space="preserve">centers</w:t>
+            </w:r>
+            <w:r>
+              <w:rPr>
+                <w:rFonts w:ascii="Avenir Next" w:hAnsi="Avenir Next" w:cs="Avenir Next" w:eastAsia="Avenir Next"/>
+                <w:color w:val="1A1A1A"/>
+                <w:sz w:val="22"/>
                 <w:szCs w:val="18"/>
               </w:rPr>
-              <w:t xml:space="preserve">centers</w:t>
-            </w:r>
-            <w:r>
-              <w:rPr>
-                <w:rFonts w:ascii="Avenir Next" w:hAnsi="Avenir Next" w:cs="Avenir Next" w:eastAsia="Avenir Next"/>
-                <w:color w:val="1A1A1A"/>
-                <w:sz w:val="18"/>
+              <w:t xml:space="preserve"> with the medians. Compare </w:t>
+            </w:r>
+            <w:r>
+              <w:rPr>
+                <w:rFonts w:ascii="Avenir Next" w:hAnsi="Avenir Next" w:cs="Avenir Next" w:eastAsia="Avenir Next"/>
+                <w:b/>
+                <w:color w:val="1A1A1A"/>
+                <w:sz w:val="22"/>
                 <w:szCs w:val="18"/>
               </w:rPr>
-              <w:t xml:space="preserve"> with the medians. Compare </w:t>
-            </w:r>
-            <w:r>
-              <w:rPr>
-                <w:rFonts w:ascii="Avenir Next" w:hAnsi="Avenir Next" w:cs="Avenir Next" w:eastAsia="Avenir Next"/>
-                <w:b/>
-                <w:color w:val="1A1A1A"/>
-                <w:sz w:val="18"/>
-                <w:szCs w:val="18"/>
-              </w:rPr>
               <w:t xml:space="preserve">spreads</w:t>
             </w:r>
             <w:r>
               <w:rPr>
                 <w:rFonts w:ascii="Avenir Next" w:hAnsi="Avenir Next" w:cs="Avenir Next" w:eastAsia="Avenir Next"/>
                 <w:color w:val="1A1A1A"/>
-                <w:sz w:val="18"/>
+                <w:sz w:val="22"/>
                 <w:szCs w:val="18"/>
               </w:rPr>
               <w:t xml:space="preserve"> with the IQRs (IQR = Q3 − Q1).</w:t>
@@ -3270,82 +3278,82 @@
                 <w:rFonts w:ascii="Avenir Next" w:hAnsi="Avenir Next" w:cs="Avenir Next" w:eastAsia="Avenir Next"/>
                 <w:b/>
                 <w:color w:val="003A70"/>
+                <w:sz w:val="22"/>
+                <w:szCs w:val="18"/>
+              </w:rPr>
+              <w:t xml:space="preserve">•</w:t>
+            </w:r>
+            <w:r>
+              <w:rPr>
+                <w:rFonts w:ascii="Avenir Next" w:hAnsi="Avenir Next" w:cs="Avenir Next" w:eastAsia="Avenir Next"/>
+                <w:color w:val="1A1A1A"/>
                 <w:sz w:val="18"/>
                 <w:szCs w:val="18"/>
               </w:rPr>
-              <w:t xml:space="preserve">•</w:t>
-            </w:r>
-            <w:r>
-              <w:rPr>
-                <w:rFonts w:ascii="Avenir Next" w:hAnsi="Avenir Next" w:cs="Avenir Next" w:eastAsia="Avenir Next"/>
-                <w:color w:val="1A1A1A"/>
-                <w:sz w:val="18"/>
+              <w:tab/>
+            </w:r>
+            <w:r>
+              <w:rPr>
+                <w:rFonts w:ascii="Avenir Next" w:hAnsi="Avenir Next" w:cs="Avenir Next" w:eastAsia="Avenir Next"/>
+                <w:color w:val="1A1A1A"/>
+                <w:sz w:val="22"/>
                 <w:szCs w:val="18"/>
               </w:rPr>
-              <w:tab/>
-            </w:r>
-            <w:r>
-              <w:rPr>
-                <w:rFonts w:ascii="Avenir Next" w:hAnsi="Avenir Next" w:cs="Avenir Next" w:eastAsia="Avenir Next"/>
-                <w:color w:val="1A1A1A"/>
-                <w:sz w:val="18"/>
+              <w:t xml:space="preserve">A smaller IQR means more </w:t>
+            </w:r>
+            <w:r>
+              <w:rPr>
+                <w:rFonts w:ascii="Avenir Next" w:hAnsi="Avenir Next" w:cs="Avenir Next" w:eastAsia="Avenir Next"/>
+                <w:b/>
+                <w:color w:val="1A1A1A"/>
+                <w:sz w:val="22"/>
                 <w:szCs w:val="18"/>
               </w:rPr>
-              <w:t xml:space="preserve">A smaller IQR means more </w:t>
-            </w:r>
-            <w:r>
-              <w:rPr>
-                <w:rFonts w:ascii="Avenir Next" w:hAnsi="Avenir Next" w:cs="Avenir Next" w:eastAsia="Avenir Next"/>
-                <w:b/>
-                <w:color w:val="1A1A1A"/>
-                <w:sz w:val="18"/>
+              <w:t xml:space="preserve">consistent</w:t>
+            </w:r>
+            <w:r>
+              <w:rPr>
+                <w:rFonts w:ascii="Avenir Next" w:hAnsi="Avenir Next" w:cs="Avenir Next" w:eastAsia="Avenir Next"/>
+                <w:color w:val="1A1A1A"/>
+                <w:sz w:val="22"/>
                 <w:szCs w:val="18"/>
               </w:rPr>
-              <w:t xml:space="preserve">consistent</w:t>
-            </w:r>
-            <w:r>
-              <w:rPr>
-                <w:rFonts w:ascii="Avenir Next" w:hAnsi="Avenir Next" w:cs="Avenir Next" w:eastAsia="Avenir Next"/>
-                <w:color w:val="1A1A1A"/>
-                <w:sz w:val="18"/>
+              <w:t xml:space="preserve"> data. A full comparison names </w:t>
+            </w:r>
+            <w:r>
+              <w:rPr>
+                <w:rFonts w:ascii="Avenir Next" w:hAnsi="Avenir Next" w:cs="Avenir Next" w:eastAsia="Avenir Next"/>
+                <w:b/>
+                <w:color w:val="1A1A1A"/>
+                <w:sz w:val="22"/>
                 <w:szCs w:val="18"/>
               </w:rPr>
-              <w:t xml:space="preserve"> data. A full comparison names </w:t>
-            </w:r>
-            <w:r>
-              <w:rPr>
-                <w:rFonts w:ascii="Avenir Next" w:hAnsi="Avenir Next" w:cs="Avenir Next" w:eastAsia="Avenir Next"/>
-                <w:b/>
-                <w:color w:val="1A1A1A"/>
-                <w:sz w:val="18"/>
+              <w:t xml:space="preserve">both</w:t>
+            </w:r>
+            <w:r>
+              <w:rPr>
+                <w:rFonts w:ascii="Avenir Next" w:hAnsi="Avenir Next" w:cs="Avenir Next" w:eastAsia="Avenir Next"/>
+                <w:color w:val="1A1A1A"/>
+                <w:sz w:val="22"/>
                 <w:szCs w:val="18"/>
               </w:rPr>
+              <w:t xml:space="preserve"> measures for </w:t>
+            </w:r>
+            <w:r>
+              <w:rPr>
+                <w:rFonts w:ascii="Avenir Next" w:hAnsi="Avenir Next" w:cs="Avenir Next" w:eastAsia="Avenir Next"/>
+                <w:b/>
+                <w:color w:val="1A1A1A"/>
+                <w:sz w:val="22"/>
+                <w:szCs w:val="18"/>
+              </w:rPr>
               <w:t xml:space="preserve">both</w:t>
             </w:r>
             <w:r>
               <w:rPr>
                 <w:rFonts w:ascii="Avenir Next" w:hAnsi="Avenir Next" w:cs="Avenir Next" w:eastAsia="Avenir Next"/>
                 <w:color w:val="1A1A1A"/>
-                <w:sz w:val="18"/>
-                <w:szCs w:val="18"/>
-              </w:rPr>
-              <w:t xml:space="preserve"> measures for </w:t>
-            </w:r>
-            <w:r>
-              <w:rPr>
-                <w:rFonts w:ascii="Avenir Next" w:hAnsi="Avenir Next" w:cs="Avenir Next" w:eastAsia="Avenir Next"/>
-                <w:b/>
-                <w:color w:val="1A1A1A"/>
-                <w:sz w:val="18"/>
-                <w:szCs w:val="18"/>
-              </w:rPr>
-              <w:t xml:space="preserve">both</w:t>
-            </w:r>
-            <w:r>
-              <w:rPr>
-                <w:rFonts w:ascii="Avenir Next" w:hAnsi="Avenir Next" w:cs="Avenir Next" w:eastAsia="Avenir Next"/>
-                <w:color w:val="1A1A1A"/>
-                <w:sz w:val="18"/>
+                <w:sz w:val="22"/>
                 <w:szCs w:val="18"/>
               </w:rPr>
               <w:t xml:space="preserve"> groups, with numbers.</w:t>
@@ -3360,6 +3368,7 @@
           </w:tcPr>
           <w:p>
             <w:pPr>
+              <w:pStyle w:val="Heading2"/>
               <w:spacing w:before="0" w:after="40" w:line="264" w:lineRule="auto"/>
             </w:pPr>
             <w:r>
@@ -3382,7 +3391,7 @@
               <w:rPr>
                 <w:rFonts w:ascii="Avenir Next" w:hAnsi="Avenir Next" w:cs="Avenir Next" w:eastAsia="Avenir Next"/>
                 <w:color w:val="1A1A1A"/>
-                <w:sz w:val="17"/>
+                <w:sz w:val="22"/>
                 <w:szCs w:val="17"/>
               </w:rPr>
               <w:t xml:space="preserve">Team Red: median 14 points, IQR 6. Team Blue: median 18 points, IQR 15. Compare the teams.</w:t>
@@ -3401,25 +3410,25 @@
                 <w:rFonts w:ascii="Avenir Next" w:hAnsi="Avenir Next" w:cs="Avenir Next" w:eastAsia="Avenir Next"/>
                 <w:b/>
                 <w:color w:val="003A70"/>
+                <w:sz w:val="22"/>
+                <w:szCs w:val="17"/>
+              </w:rPr>
+              <w:t xml:space="preserve">Step 1</w:t>
+            </w:r>
+            <w:r>
+              <w:rPr>
+                <w:rFonts w:ascii="Avenir Next" w:hAnsi="Avenir Next" w:cs="Avenir Next" w:eastAsia="Avenir Next"/>
+                <w:color w:val="1A1A1A"/>
                 <w:sz w:val="17"/>
                 <w:szCs w:val="17"/>
               </w:rPr>
-              <w:t xml:space="preserve">Step 1</w:t>
-            </w:r>
-            <w:r>
-              <w:rPr>
-                <w:rFonts w:ascii="Avenir Next" w:hAnsi="Avenir Next" w:cs="Avenir Next" w:eastAsia="Avenir Next"/>
-                <w:color w:val="1A1A1A"/>
-                <w:sz w:val="17"/>
-                <w:szCs w:val="17"/>
-              </w:rPr>
               <w:tab/>
             </w:r>
             <w:r>
               <w:rPr>
                 <w:rFonts w:ascii="Avenir Next" w:hAnsi="Avenir Next" w:cs="Avenir Next" w:eastAsia="Avenir Next"/>
                 <w:color w:val="1A1A1A"/>
-                <w:sz w:val="17"/>
+                <w:sz w:val="22"/>
                 <w:szCs w:val="17"/>
               </w:rPr>
               <w:t xml:space="preserve">Centers: 18 &gt; 14, so Blue usually scores more.</w:t>
@@ -3438,25 +3447,25 @@
                 <w:rFonts w:ascii="Avenir Next" w:hAnsi="Avenir Next" w:cs="Avenir Next" w:eastAsia="Avenir Next"/>
                 <w:b/>
                 <w:color w:val="003A70"/>
+                <w:sz w:val="22"/>
+                <w:szCs w:val="17"/>
+              </w:rPr>
+              <w:t xml:space="preserve">Step 2</w:t>
+            </w:r>
+            <w:r>
+              <w:rPr>
+                <w:rFonts w:ascii="Avenir Next" w:hAnsi="Avenir Next" w:cs="Avenir Next" w:eastAsia="Avenir Next"/>
+                <w:color w:val="1A1A1A"/>
                 <w:sz w:val="17"/>
                 <w:szCs w:val="17"/>
               </w:rPr>
-              <w:t xml:space="preserve">Step 2</w:t>
-            </w:r>
-            <w:r>
-              <w:rPr>
-                <w:rFonts w:ascii="Avenir Next" w:hAnsi="Avenir Next" w:cs="Avenir Next" w:eastAsia="Avenir Next"/>
-                <w:color w:val="1A1A1A"/>
-                <w:sz w:val="17"/>
-                <w:szCs w:val="17"/>
-              </w:rPr>
               <w:tab/>
             </w:r>
             <w:r>
               <w:rPr>
                 <w:rFonts w:ascii="Avenir Next" w:hAnsi="Avenir Next" w:cs="Avenir Next" w:eastAsia="Avenir Next"/>
                 <w:color w:val="1A1A1A"/>
-                <w:sz w:val="17"/>
+                <w:sz w:val="22"/>
                 <w:szCs w:val="17"/>
               </w:rPr>
               <w:t xml:space="preserve">Spreads: 6 &lt; 15, so Red is more consistent.</w:t>
@@ -3475,18 +3484,18 @@
                 <w:rFonts w:ascii="Avenir Next" w:hAnsi="Avenir Next" w:cs="Avenir Next" w:eastAsia="Avenir Next"/>
                 <w:b/>
                 <w:color w:val="1A1A1A"/>
+                <w:sz w:val="22"/>
+                <w:szCs w:val="17"/>
+              </w:rPr>
+              <w:t xml:space="preserve">Answer</w:t>
+            </w:r>
+            <w:r>
+              <w:rPr>
+                <w:rFonts w:ascii="Avenir Next" w:hAnsi="Avenir Next" w:cs="Avenir Next" w:eastAsia="Avenir Next"/>
+                <w:color w:val="1A1A1A"/>
                 <w:sz w:val="17"/>
                 <w:szCs w:val="17"/>
               </w:rPr>
-              <w:t xml:space="preserve">Answer</w:t>
-            </w:r>
-            <w:r>
-              <w:rPr>
-                <w:rFonts w:ascii="Avenir Next" w:hAnsi="Avenir Next" w:cs="Avenir Next" w:eastAsia="Avenir Next"/>
-                <w:color w:val="1A1A1A"/>
-                <w:sz w:val="17"/>
-                <w:szCs w:val="17"/>
-              </w:rPr>
               <w:tab/>
             </w:r>
             <w:r>
@@ -3494,7 +3503,7 @@
                 <w:rFonts w:ascii="Avenir Next" w:hAnsi="Avenir Next" w:cs="Avenir Next" w:eastAsia="Avenir Next"/>
                 <w:b/>
                 <w:color w:val="1A1A1A"/>
-                <w:sz w:val="17"/>
+                <w:sz w:val="22"/>
                 <w:szCs w:val="17"/>
               </w:rPr>
               <w:t xml:space="preserve">Blue scores more; Red is more consistent.</w:t>
@@ -3544,6 +3553,7 @@
           </w:tcPr>
           <w:p>
             <w:pPr>
+              <w:pStyle w:val="Heading2"/>
               <w:spacing w:before="0" w:after="40" w:line="264" w:lineRule="auto"/>
             </w:pPr>
             <w:r>
@@ -3567,7 +3577,7 @@
                 <w:rFonts w:ascii="Avenir Next" w:hAnsi="Avenir Next" w:cs="Avenir Next" w:eastAsia="Avenir Next"/>
                 <w:b/>
                 <w:color w:val="1A1A1A"/>
-                <w:sz w:val="21"/>
+                <w:sz w:val="22"/>
                 <w:szCs w:val="21"/>
               </w:rPr>
               <w:t xml:space="preserve">median</w:t>
@@ -3576,7 +3586,7 @@
               <w:rPr>
                 <w:rFonts w:ascii="Avenir Next" w:hAnsi="Avenir Next" w:cs="Avenir Next" w:eastAsia="Avenir Next"/>
                 <w:color w:val="5A5F66"/>
-                <w:sz w:val="21"/>
+                <w:sz w:val="22"/>
                 <w:szCs w:val="21"/>
               </w:rPr>
               <w:t xml:space="preserve"> — </w:t>
@@ -3585,7 +3595,7 @@
               <w:rPr>
                 <w:rFonts w:ascii="Avenir Next" w:hAnsi="Avenir Next" w:cs="Avenir Next" w:eastAsia="Avenir Next"/>
                 <w:color w:val="1A1A1A"/>
-                <w:sz w:val="21"/>
+                <w:sz w:val="22"/>
                 <w:szCs w:val="21"/>
               </w:rPr>
               <w:t xml:space="preserve">the typical value</w:t>
@@ -3600,7 +3610,7 @@
                 <w:rFonts w:ascii="Avenir Next" w:hAnsi="Avenir Next" w:cs="Avenir Next" w:eastAsia="Avenir Next"/>
                 <w:b/>
                 <w:color w:val="1A1A1A"/>
-                <w:sz w:val="21"/>
+                <w:sz w:val="22"/>
                 <w:szCs w:val="21"/>
               </w:rPr>
               <w:t xml:space="preserve">IQR</w:t>
@@ -3609,7 +3619,7 @@
               <w:rPr>
                 <w:rFonts w:ascii="Avenir Next" w:hAnsi="Avenir Next" w:cs="Avenir Next" w:eastAsia="Avenir Next"/>
                 <w:color w:val="5A5F66"/>
-                <w:sz w:val="21"/>
+                <w:sz w:val="22"/>
                 <w:szCs w:val="21"/>
               </w:rPr>
               <w:t xml:space="preserve"> — </w:t>
@@ -3618,7 +3628,7 @@
               <w:rPr>
                 <w:rFonts w:ascii="Avenir Next" w:hAnsi="Avenir Next" w:cs="Avenir Next" w:eastAsia="Avenir Next"/>
                 <w:color w:val="1A1A1A"/>
-                <w:sz w:val="21"/>
+                <w:sz w:val="22"/>
                 <w:szCs w:val="21"/>
               </w:rPr>
               <w:t xml:space="preserve">Q3 − Q1, the spread of the middle half</w:t>
@@ -3644,7 +3654,7 @@
                 <w:rFonts w:ascii="Avenir Next" w:hAnsi="Avenir Next" w:cs="Avenir Next" w:eastAsia="Avenir Next"/>
                 <w:b/>
                 <w:color w:val="1A1A1A"/>
-                <w:sz w:val="21"/>
+                <w:sz w:val="22"/>
                 <w:szCs w:val="21"/>
               </w:rPr>
               <w:t xml:space="preserve">consistent</w:t>
@@ -3653,7 +3663,7 @@
               <w:rPr>
                 <w:rFonts w:ascii="Avenir Next" w:hAnsi="Avenir Next" w:cs="Avenir Next" w:eastAsia="Avenir Next"/>
                 <w:color w:val="5A5F66"/>
-                <w:sz w:val="21"/>
+                <w:sz w:val="22"/>
                 <w:szCs w:val="21"/>
               </w:rPr>
               <w:t xml:space="preserve"> — </w:t>
@@ -3662,7 +3672,7 @@
               <w:rPr>
                 <w:rFonts w:ascii="Avenir Next" w:hAnsi="Avenir Next" w:cs="Avenir Next" w:eastAsia="Avenir Next"/>
                 <w:color w:val="1A1A1A"/>
-                <w:sz w:val="21"/>
+                <w:sz w:val="22"/>
                 <w:szCs w:val="21"/>
               </w:rPr>
               <w:t xml:space="preserve">close together</w:t>
@@ -3677,7 +3687,7 @@
                 <w:rFonts w:ascii="Avenir Next" w:hAnsi="Avenir Next" w:cs="Avenir Next" w:eastAsia="Avenir Next"/>
                 <w:b/>
                 <w:color w:val="1A1A1A"/>
-                <w:sz w:val="21"/>
+                <w:sz w:val="22"/>
                 <w:szCs w:val="21"/>
               </w:rPr>
               <w:t xml:space="preserve">predictable</w:t>
@@ -3686,7 +3696,7 @@
               <w:rPr>
                 <w:rFonts w:ascii="Avenir Next" w:hAnsi="Avenir Next" w:cs="Avenir Next" w:eastAsia="Avenir Next"/>
                 <w:color w:val="5A5F66"/>
-                <w:sz w:val="21"/>
+                <w:sz w:val="22"/>
                 <w:szCs w:val="21"/>
               </w:rPr>
               <w:t xml:space="preserve"> — </w:t>
@@ -3695,7 +3705,7 @@
               <w:rPr>
                 <w:rFonts w:ascii="Avenir Next" w:hAnsi="Avenir Next" w:cs="Avenir Next" w:eastAsia="Avenir Next"/>
                 <w:color w:val="1A1A1A"/>
-                <w:sz w:val="21"/>
+                <w:sz w:val="22"/>
                 <w:szCs w:val="21"/>
               </w:rPr>
               <w:t xml:space="preserve">you can guess it well</w:t>
@@ -3706,6 +3716,7 @@
     </w:tbl>
     <w:p>
       <w:pPr>
+        <w:pStyle w:val="Heading2"/>
         <w:keepNext/>
         <w:pBdr>
           <w:bottom w:val="single" w:sz="8" w:space="3" w:color="003A70"/>
@@ -3721,7 +3732,7 @@
           <w:b/>
           <w:color w:val="003A70"/>
           <w:spacing w:val="14"/>
-          <w:sz w:val="21"/>
+          <w:sz w:val="22"/>
           <w:szCs w:val="21"/>
         </w:rPr>
         <w:t xml:space="preserve">PRACTICE</w:t>
@@ -3740,7 +3751,7 @@
           <w:rFonts w:ascii="Avenir Next" w:hAnsi="Avenir Next" w:cs="Avenir Next" w:eastAsia="Avenir Next"/>
           <w:i/>
           <w:color w:val="5A5F66"/>
-          <w:sz w:val="17"/>
+          <w:sz w:val="22"/>
           <w:szCs w:val="17"/>
         </w:rPr>
         <w:t xml:space="preserve">show your work · label units</w:t>
@@ -3880,25 +3891,25 @@
                       <w:rFonts w:ascii="Avenir Next" w:hAnsi="Avenir Next" w:cs="Avenir Next" w:eastAsia="Avenir Next"/>
                       <w:b/>
                       <w:color w:val="003A70"/>
+                      <w:sz w:val="22"/>
+                      <w:szCs w:val="18"/>
+                    </w:rPr>
+                    <w:t xml:space="preserve">Step 1</w:t>
+                  </w:r>
+                  <w:r>
+                    <w:rPr>
+                      <w:rFonts w:ascii="Avenir Next" w:hAnsi="Avenir Next" w:cs="Avenir Next" w:eastAsia="Avenir Next"/>
+                      <w:color w:val="1A1A1A"/>
                       <w:sz w:val="18"/>
                       <w:szCs w:val="18"/>
                     </w:rPr>
-                    <w:t xml:space="preserve">Step 1</w:t>
-                  </w:r>
-                  <w:r>
-                    <w:rPr>
-                      <w:rFonts w:ascii="Avenir Next" w:hAnsi="Avenir Next" w:cs="Avenir Next" w:eastAsia="Avenir Next"/>
-                      <w:color w:val="1A1A1A"/>
-                      <w:sz w:val="18"/>
-                      <w:szCs w:val="18"/>
-                    </w:rPr>
                     <w:tab/>
                   </w:r>
                   <w:r>
                     <w:rPr>
                       <w:rFonts w:ascii="Avenir Next" w:hAnsi="Avenir Next" w:cs="Avenir Next" w:eastAsia="Avenir Next"/>
                       <w:color w:val="1A1A1A"/>
-                      <w:sz w:val="21"/>
+                      <w:sz w:val="22"/>
                       <w:szCs w:val="21"/>
                     </w:rPr>
                     <w:t xml:space="preserve">Find the line in each box: the medians.</w:t>
@@ -3918,25 +3929,25 @@
                       <w:rFonts w:ascii="Avenir Next" w:hAnsi="Avenir Next" w:cs="Avenir Next" w:eastAsia="Avenir Next"/>
                       <w:b/>
                       <w:color w:val="003A70"/>
+                      <w:sz w:val="22"/>
+                      <w:szCs w:val="18"/>
+                    </w:rPr>
+                    <w:t xml:space="preserve">Step 2</w:t>
+                  </w:r>
+                  <w:r>
+                    <w:rPr>
+                      <w:rFonts w:ascii="Avenir Next" w:hAnsi="Avenir Next" w:cs="Avenir Next" w:eastAsia="Avenir Next"/>
+                      <w:color w:val="1A1A1A"/>
                       <w:sz w:val="18"/>
                       <w:szCs w:val="18"/>
                     </w:rPr>
-                    <w:t xml:space="preserve">Step 2</w:t>
-                  </w:r>
-                  <w:r>
-                    <w:rPr>
-                      <w:rFonts w:ascii="Avenir Next" w:hAnsi="Avenir Next" w:cs="Avenir Next" w:eastAsia="Avenir Next"/>
-                      <w:color w:val="1A1A1A"/>
-                      <w:sz w:val="18"/>
-                      <w:szCs w:val="18"/>
-                    </w:rPr>
                     <w:tab/>
                   </w:r>
                   <w:r>
                     <w:rPr>
                       <w:rFonts w:ascii="Avenir Next" w:hAnsi="Avenir Next" w:cs="Avenir Next" w:eastAsia="Avenir Next"/>
                       <w:color w:val="1A1A1A"/>
-                      <w:sz w:val="21"/>
+                      <w:sz w:val="22"/>
                       <w:szCs w:val="21"/>
                     </w:rPr>
                     <w:t xml:space="preserve">IQR = right edge − left edge of each box.</w:t>
@@ -4205,7 +4216,7 @@
                     <w:drawing>
                       <wp:inline distT="0" distB="0" distL="0" distR="0">
                         <wp:extent cx="2743200" cy="1328737"/>
-                        <wp:docPr id="2" name="Figure 2"/>
+                        <wp:docPr id="2" name="Figure 2" descr="Box plot. Axis: values, 0 to 50; ticks every 5. Plots shown: five: 15, 25, 35, 45, 50; name: B, five: 5, 20, 25, 30, 45; name: A."/>
                         <a:graphic xmlns:a="http://schemas.openxmlformats.org/drawingml/2006/main">
                           <a:graphicData uri="http://schemas.openxmlformats.org/drawingml/2006/picture">
                             <pic:pic xmlns:pic="http://schemas.openxmlformats.org/drawingml/2006/picture">
@@ -4389,25 +4400,25 @@
                 <w:rFonts w:ascii="Avenir Next" w:hAnsi="Avenir Next" w:cs="Avenir Next" w:eastAsia="Avenir Next"/>
                 <w:b/>
                 <w:color w:val="003A70"/>
+                <w:sz w:val="22"/>
+                <w:szCs w:val="18"/>
+              </w:rPr>
+              <w:t xml:space="preserve">Step 1</w:t>
+            </w:r>
+            <w:r>
+              <w:rPr>
+                <w:rFonts w:ascii="Avenir Next" w:hAnsi="Avenir Next" w:cs="Avenir Next" w:eastAsia="Avenir Next"/>
+                <w:color w:val="1A1A1A"/>
                 <w:sz w:val="18"/>
                 <w:szCs w:val="18"/>
               </w:rPr>
-              <w:t xml:space="preserve">Step 1</w:t>
-            </w:r>
-            <w:r>
-              <w:rPr>
-                <w:rFonts w:ascii="Avenir Next" w:hAnsi="Avenir Next" w:cs="Avenir Next" w:eastAsia="Avenir Next"/>
-                <w:color w:val="1A1A1A"/>
-                <w:sz w:val="18"/>
-                <w:szCs w:val="18"/>
-              </w:rPr>
               <w:tab/>
             </w:r>
             <w:r>
               <w:rPr>
                 <w:rFonts w:ascii="Avenir Next" w:hAnsi="Avenir Next" w:cs="Avenir Next" w:eastAsia="Avenir Next"/>
                 <w:color w:val="1A1A1A"/>
-                <w:sz w:val="21"/>
+                <w:sz w:val="22"/>
                 <w:szCs w:val="21"/>
               </w:rPr>
               <w:t xml:space="preserve">Order is given. The median is the 4th value.</w:t>
@@ -4427,25 +4438,25 @@
                 <w:rFonts w:ascii="Avenir Next" w:hAnsi="Avenir Next" w:cs="Avenir Next" w:eastAsia="Avenir Next"/>
                 <w:b/>
                 <w:color w:val="003A70"/>
+                <w:sz w:val="22"/>
+                <w:szCs w:val="18"/>
+              </w:rPr>
+              <w:t xml:space="preserve">Step 2</w:t>
+            </w:r>
+            <w:r>
+              <w:rPr>
+                <w:rFonts w:ascii="Avenir Next" w:hAnsi="Avenir Next" w:cs="Avenir Next" w:eastAsia="Avenir Next"/>
+                <w:color w:val="1A1A1A"/>
                 <w:sz w:val="18"/>
                 <w:szCs w:val="18"/>
               </w:rPr>
-              <w:t xml:space="preserve">Step 2</w:t>
-            </w:r>
-            <w:r>
-              <w:rPr>
-                <w:rFonts w:ascii="Avenir Next" w:hAnsi="Avenir Next" w:cs="Avenir Next" w:eastAsia="Avenir Next"/>
-                <w:color w:val="1A1A1A"/>
-                <w:sz w:val="18"/>
-                <w:szCs w:val="18"/>
-              </w:rPr>
               <w:tab/>
             </w:r>
             <w:r>
               <w:rPr>
                 <w:rFonts w:ascii="Avenir Next" w:hAnsi="Avenir Next" w:cs="Avenir Next" w:eastAsia="Avenir Next"/>
                 <w:color w:val="1A1A1A"/>
-                <w:sz w:val="21"/>
+                <w:sz w:val="22"/>
                 <w:szCs w:val="21"/>
               </w:rPr>
               <w:t xml:space="preserve">Q1 is the 2nd value, Q3 is the 6th value.</w:t>
@@ -5111,7 +5122,7 @@
                     <w:rPr>
                       <w:rFonts w:ascii="Avenir Next" w:hAnsi="Avenir Next" w:cs="Avenir Next" w:eastAsia="Avenir Next"/>
                       <w:color w:val="1A1A1A"/>
-                      <w:sz w:val="21"/>
+                      <w:sz w:val="22"/>
                       <w:szCs w:val="21"/>
                     </w:rPr>
                     <w:t xml:space="preserve">the same center</w:t>
@@ -5150,7 +5161,7 @@
                     <w:rPr>
                       <w:rFonts w:ascii="Avenir Next" w:hAnsi="Avenir Next" w:cs="Avenir Next" w:eastAsia="Avenir Next"/>
                       <w:color w:val="1A1A1A"/>
-                      <w:sz w:val="21"/>
+                      <w:sz w:val="22"/>
                       <w:szCs w:val="21"/>
                     </w:rPr>
                     <w:t xml:space="preserve">the same spread</w:t>
@@ -5189,7 +5200,7 @@
                     <w:rPr>
                       <w:rFonts w:ascii="Avenir Next" w:hAnsi="Avenir Next" w:cs="Avenir Next" w:eastAsia="Avenir Next"/>
                       <w:color w:val="1A1A1A"/>
-                      <w:sz w:val="21"/>
+                      <w:sz w:val="22"/>
                       <w:szCs w:val="21"/>
                     </w:rPr>
                     <w:t xml:space="preserve">both center and spread</w:t>
@@ -5308,7 +5319,7 @@
                 <w:rFonts w:ascii="Avenir Next" w:hAnsi="Avenir Next" w:cs="Avenir Next" w:eastAsia="Avenir Next"/>
                 <w:b/>
                 <w:color w:val="003A70"/>
-                <w:sz w:val="17"/>
+                <w:sz w:val="22"/>
                 <w:szCs w:val="17"/>
               </w:rPr>
               <w:t xml:space="preserve">Frame  </w:t>
@@ -5318,7 +5329,7 @@
                 <w:rFonts w:ascii="Avenir Next" w:hAnsi="Avenir Next" w:cs="Avenir Next" w:eastAsia="Avenir Next"/>
                 <w:i/>
                 <w:color w:val="1A1A1A"/>
-                <w:sz w:val="18"/>
+                <w:sz w:val="22"/>
                 <w:szCs w:val="18"/>
               </w:rPr>
               <w:t xml:space="preserve">Set E has the higher </w:t>
@@ -5338,7 +5349,7 @@
                 <w:rFonts w:ascii="Avenir Next" w:hAnsi="Avenir Next" w:cs="Avenir Next" w:eastAsia="Avenir Next"/>
                 <w:i/>
                 <w:color w:val="1A1A1A"/>
-                <w:sz w:val="18"/>
+                <w:sz w:val="22"/>
                 <w:szCs w:val="18"/>
               </w:rPr>
               <w:t xml:space="preserve">. The more consistent set is </w:t>
@@ -5358,7 +5369,7 @@
                 <w:rFonts w:ascii="Avenir Next" w:hAnsi="Avenir Next" w:cs="Avenir Next" w:eastAsia="Avenir Next"/>
                 <w:i/>
                 <w:color w:val="1A1A1A"/>
-                <w:sz w:val="18"/>
+                <w:sz w:val="22"/>
                 <w:szCs w:val="18"/>
               </w:rPr>
               <w:t xml:space="preserve"> because its </w:t>
@@ -5378,7 +5389,7 @@
                 <w:rFonts w:ascii="Avenir Next" w:hAnsi="Avenir Next" w:cs="Avenir Next" w:eastAsia="Avenir Next"/>
                 <w:i/>
                 <w:color w:val="1A1A1A"/>
-                <w:sz w:val="18"/>
+                <w:sz w:val="22"/>
                 <w:szCs w:val="18"/>
               </w:rPr>
               <w:t xml:space="preserve"> is </w:t>
@@ -5398,7 +5409,7 @@
                 <w:rFonts w:ascii="Avenir Next" w:hAnsi="Avenir Next" w:cs="Avenir Next" w:eastAsia="Avenir Next"/>
                 <w:i/>
                 <w:color w:val="1A1A1A"/>
-                <w:sz w:val="18"/>
+                <w:sz w:val="22"/>
                 <w:szCs w:val="18"/>
               </w:rPr>
               <w:t xml:space="preserve">.</w:t>
@@ -5485,6 +5496,7 @@
     </w:p>
     <w:p>
       <w:pPr>
+        <w:pStyle w:val="Heading2"/>
         <w:keepNext/>
         <w:pBdr>
           <w:bottom w:val="single" w:sz="8" w:space="3" w:color="003A70"/>
@@ -5500,7 +5512,7 @@
           <w:b/>
           <w:color w:val="003A70"/>
           <w:spacing w:val="14"/>
-          <w:sz w:val="21"/>
+          <w:sz w:val="22"/>
           <w:szCs w:val="21"/>
         </w:rPr>
         <w:t xml:space="preserve">TEST PRACTICE</w:t>
@@ -5519,7 +5531,7 @@
           <w:rFonts w:ascii="Avenir Next" w:hAnsi="Avenir Next" w:cs="Avenir Next" w:eastAsia="Avenir Next"/>
           <w:i/>
           <w:color w:val="5A5F66"/>
-          <w:sz w:val="17"/>
+          <w:sz w:val="22"/>
           <w:szCs w:val="17"/>
         </w:rPr>
         <w:t xml:space="preserve">choose the best answer</w:t>
@@ -5651,25 +5663,25 @@
                       <w:rFonts w:ascii="Avenir Next" w:hAnsi="Avenir Next" w:cs="Avenir Next" w:eastAsia="Avenir Next"/>
                       <w:b/>
                       <w:color w:val="003A70"/>
+                      <w:sz w:val="22"/>
+                      <w:szCs w:val="21"/>
+                    </w:rPr>
+                    <w:t xml:space="preserve">A</w:t>
+                  </w:r>
+                  <w:r>
+                    <w:rPr>
+                      <w:rFonts w:ascii="Avenir Next" w:hAnsi="Avenir Next" w:cs="Avenir Next" w:eastAsia="Avenir Next"/>
+                      <w:color w:val="1A1A1A"/>
                       <w:sz w:val="21"/>
                       <w:szCs w:val="21"/>
                     </w:rPr>
-                    <w:t xml:space="preserve">A</w:t>
-                  </w:r>
-                  <w:r>
-                    <w:rPr>
-                      <w:rFonts w:ascii="Avenir Next" w:hAnsi="Avenir Next" w:cs="Avenir Next" w:eastAsia="Avenir Next"/>
-                      <w:color w:val="1A1A1A"/>
-                      <w:sz w:val="21"/>
-                      <w:szCs w:val="21"/>
-                    </w:rPr>
                     <w:tab/>
                   </w:r>
                   <w:r>
                     <w:rPr>
                       <w:rFonts w:ascii="Avenir Next" w:hAnsi="Avenir Next" w:cs="Avenir Next" w:eastAsia="Avenir Next"/>
                       <w:color w:val="1A1A1A"/>
-                      <w:sz w:val="21"/>
+                      <w:sz w:val="22"/>
                       <w:szCs w:val="21"/>
                     </w:rPr>
                     <w:t xml:space="preserve">Group 1</w:t>
@@ -5694,25 +5706,25 @@
                       <w:rFonts w:ascii="Avenir Next" w:hAnsi="Avenir Next" w:cs="Avenir Next" w:eastAsia="Avenir Next"/>
                       <w:b/>
                       <w:color w:val="003A70"/>
+                      <w:sz w:val="22"/>
+                      <w:szCs w:val="21"/>
+                    </w:rPr>
+                    <w:t xml:space="preserve">B</w:t>
+                  </w:r>
+                  <w:r>
+                    <w:rPr>
+                      <w:rFonts w:ascii="Avenir Next" w:hAnsi="Avenir Next" w:cs="Avenir Next" w:eastAsia="Avenir Next"/>
+                      <w:color w:val="1A1A1A"/>
                       <w:sz w:val="21"/>
                       <w:szCs w:val="21"/>
                     </w:rPr>
-                    <w:t xml:space="preserve">B</w:t>
-                  </w:r>
-                  <w:r>
-                    <w:rPr>
-                      <w:rFonts w:ascii="Avenir Next" w:hAnsi="Avenir Next" w:cs="Avenir Next" w:eastAsia="Avenir Next"/>
-                      <w:color w:val="1A1A1A"/>
-                      <w:sz w:val="21"/>
-                      <w:szCs w:val="21"/>
-                    </w:rPr>
                     <w:tab/>
                   </w:r>
                   <w:r>
                     <w:rPr>
                       <w:rFonts w:ascii="Avenir Next" w:hAnsi="Avenir Next" w:cs="Avenir Next" w:eastAsia="Avenir Next"/>
                       <w:color w:val="1A1A1A"/>
-                      <w:sz w:val="21"/>
+                      <w:sz w:val="22"/>
                       <w:szCs w:val="21"/>
                     </w:rPr>
                     <w:t xml:space="preserve">Group 2</w:t>
@@ -5737,25 +5749,25 @@
                       <w:rFonts w:ascii="Avenir Next" w:hAnsi="Avenir Next" w:cs="Avenir Next" w:eastAsia="Avenir Next"/>
                       <w:b/>
                       <w:color w:val="003A70"/>
+                      <w:sz w:val="22"/>
+                      <w:szCs w:val="21"/>
+                    </w:rPr>
+                    <w:t xml:space="preserve">C</w:t>
+                  </w:r>
+                  <w:r>
+                    <w:rPr>
+                      <w:rFonts w:ascii="Avenir Next" w:hAnsi="Avenir Next" w:cs="Avenir Next" w:eastAsia="Avenir Next"/>
+                      <w:color w:val="1A1A1A"/>
                       <w:sz w:val="21"/>
                       <w:szCs w:val="21"/>
                     </w:rPr>
-                    <w:t xml:space="preserve">C</w:t>
-                  </w:r>
-                  <w:r>
-                    <w:rPr>
-                      <w:rFonts w:ascii="Avenir Next" w:hAnsi="Avenir Next" w:cs="Avenir Next" w:eastAsia="Avenir Next"/>
-                      <w:color w:val="1A1A1A"/>
-                      <w:sz w:val="21"/>
-                      <w:szCs w:val="21"/>
-                    </w:rPr>
                     <w:tab/>
                   </w:r>
                   <w:r>
                     <w:rPr>
                       <w:rFonts w:ascii="Avenir Next" w:hAnsi="Avenir Next" w:cs="Avenir Next" w:eastAsia="Avenir Next"/>
                       <w:color w:val="1A1A1A"/>
-                      <w:sz w:val="21"/>
+                      <w:sz w:val="22"/>
                       <w:szCs w:val="21"/>
                     </w:rPr>
                     <w:t xml:space="preserve">Both the same</w:t>
@@ -5780,25 +5792,25 @@
                       <w:rFonts w:ascii="Avenir Next" w:hAnsi="Avenir Next" w:cs="Avenir Next" w:eastAsia="Avenir Next"/>
                       <w:b/>
                       <w:color w:val="003A70"/>
+                      <w:sz w:val="22"/>
+                      <w:szCs w:val="21"/>
+                    </w:rPr>
+                    <w:t xml:space="preserve">D</w:t>
+                  </w:r>
+                  <w:r>
+                    <w:rPr>
+                      <w:rFonts w:ascii="Avenir Next" w:hAnsi="Avenir Next" w:cs="Avenir Next" w:eastAsia="Avenir Next"/>
+                      <w:color w:val="1A1A1A"/>
                       <w:sz w:val="21"/>
                       <w:szCs w:val="21"/>
                     </w:rPr>
-                    <w:t xml:space="preserve">D</w:t>
-                  </w:r>
-                  <w:r>
-                    <w:rPr>
-                      <w:rFonts w:ascii="Avenir Next" w:hAnsi="Avenir Next" w:cs="Avenir Next" w:eastAsia="Avenir Next"/>
-                      <w:color w:val="1A1A1A"/>
-                      <w:sz w:val="21"/>
-                      <w:szCs w:val="21"/>
-                    </w:rPr>
                     <w:tab/>
                   </w:r>
                   <w:r>
                     <w:rPr>
                       <w:rFonts w:ascii="Avenir Next" w:hAnsi="Avenir Next" w:cs="Avenir Next" w:eastAsia="Avenir Next"/>
                       <w:color w:val="1A1A1A"/>
-                      <w:sz w:val="21"/>
+                      <w:sz w:val="22"/>
                       <w:szCs w:val="21"/>
                     </w:rPr>
                     <w:t xml:space="preserve">Cannot tell</w:t>
@@ -5946,25 +5958,25 @@
                       <w:rFonts w:ascii="Avenir Next" w:hAnsi="Avenir Next" w:cs="Avenir Next" w:eastAsia="Avenir Next"/>
                       <w:b/>
                       <w:color w:val="003A70"/>
+                      <w:sz w:val="22"/>
+                      <w:szCs w:val="21"/>
+                    </w:rPr>
+                    <w:t xml:space="preserve">A</w:t>
+                  </w:r>
+                  <w:r>
+                    <w:rPr>
+                      <w:rFonts w:ascii="Avenir Next" w:hAnsi="Avenir Next" w:cs="Avenir Next" w:eastAsia="Avenir Next"/>
+                      <w:color w:val="1A1A1A"/>
                       <w:sz w:val="21"/>
                       <w:szCs w:val="21"/>
                     </w:rPr>
-                    <w:t xml:space="preserve">A</w:t>
-                  </w:r>
-                  <w:r>
-                    <w:rPr>
-                      <w:rFonts w:ascii="Avenir Next" w:hAnsi="Avenir Next" w:cs="Avenir Next" w:eastAsia="Avenir Next"/>
-                      <w:color w:val="1A1A1A"/>
-                      <w:sz w:val="21"/>
-                      <w:szCs w:val="21"/>
-                    </w:rPr>
                     <w:tab/>
                   </w:r>
                   <w:r>
                     <w:rPr>
                       <w:rFonts w:ascii="Avenir Next" w:hAnsi="Avenir Next" w:cs="Avenir Next" w:eastAsia="Avenir Next"/>
                       <w:color w:val="1A1A1A"/>
-                      <w:sz w:val="21"/>
+                      <w:sz w:val="22"/>
                       <w:szCs w:val="21"/>
                     </w:rPr>
                     <w:t xml:space="preserve">7</w:t>
@@ -5989,25 +6001,25 @@
                       <w:rFonts w:ascii="Avenir Next" w:hAnsi="Avenir Next" w:cs="Avenir Next" w:eastAsia="Avenir Next"/>
                       <w:b/>
                       <w:color w:val="003A70"/>
+                      <w:sz w:val="22"/>
+                      <w:szCs w:val="21"/>
+                    </w:rPr>
+                    <w:t xml:space="preserve">B</w:t>
+                  </w:r>
+                  <w:r>
+                    <w:rPr>
+                      <w:rFonts w:ascii="Avenir Next" w:hAnsi="Avenir Next" w:cs="Avenir Next" w:eastAsia="Avenir Next"/>
+                      <w:color w:val="1A1A1A"/>
                       <w:sz w:val="21"/>
                       <w:szCs w:val="21"/>
                     </w:rPr>
-                    <w:t xml:space="preserve">B</w:t>
-                  </w:r>
-                  <w:r>
-                    <w:rPr>
-                      <w:rFonts w:ascii="Avenir Next" w:hAnsi="Avenir Next" w:cs="Avenir Next" w:eastAsia="Avenir Next"/>
-                      <w:color w:val="1A1A1A"/>
-                      <w:sz w:val="21"/>
-                      <w:szCs w:val="21"/>
-                    </w:rPr>
                     <w:tab/>
                   </w:r>
                   <w:r>
                     <w:rPr>
                       <w:rFonts w:ascii="Avenir Next" w:hAnsi="Avenir Next" w:cs="Avenir Next" w:eastAsia="Avenir Next"/>
                       <w:color w:val="1A1A1A"/>
-                      <w:sz w:val="21"/>
+                      <w:sz w:val="22"/>
                       <w:szCs w:val="21"/>
                     </w:rPr>
                     <w:t xml:space="preserve">8</w:t>
@@ -6032,25 +6044,25 @@
                       <w:rFonts w:ascii="Avenir Next" w:hAnsi="Avenir Next" w:cs="Avenir Next" w:eastAsia="Avenir Next"/>
                       <w:b/>
                       <w:color w:val="003A70"/>
+                      <w:sz w:val="22"/>
+                      <w:szCs w:val="21"/>
+                    </w:rPr>
+                    <w:t xml:space="preserve">C</w:t>
+                  </w:r>
+                  <w:r>
+                    <w:rPr>
+                      <w:rFonts w:ascii="Avenir Next" w:hAnsi="Avenir Next" w:cs="Avenir Next" w:eastAsia="Avenir Next"/>
+                      <w:color w:val="1A1A1A"/>
                       <w:sz w:val="21"/>
                       <w:szCs w:val="21"/>
                     </w:rPr>
-                    <w:t xml:space="preserve">C</w:t>
-                  </w:r>
-                  <w:r>
-                    <w:rPr>
-                      <w:rFonts w:ascii="Avenir Next" w:hAnsi="Avenir Next" w:cs="Avenir Next" w:eastAsia="Avenir Next"/>
-                      <w:color w:val="1A1A1A"/>
-                      <w:sz w:val="21"/>
-                      <w:szCs w:val="21"/>
-                    </w:rPr>
                     <w:tab/>
                   </w:r>
                   <w:r>
                     <w:rPr>
                       <w:rFonts w:ascii="Avenir Next" w:hAnsi="Avenir Next" w:cs="Avenir Next" w:eastAsia="Avenir Next"/>
                       <w:color w:val="1A1A1A"/>
-                      <w:sz w:val="21"/>
+                      <w:sz w:val="22"/>
                       <w:szCs w:val="21"/>
                     </w:rPr>
                     <w:t xml:space="preserve">10</w:t>
@@ -6075,25 +6087,25 @@
                       <w:rFonts w:ascii="Avenir Next" w:hAnsi="Avenir Next" w:cs="Avenir Next" w:eastAsia="Avenir Next"/>
                       <w:b/>
                       <w:color w:val="003A70"/>
+                      <w:sz w:val="22"/>
+                      <w:szCs w:val="21"/>
+                    </w:rPr>
+                    <w:t xml:space="preserve">D</w:t>
+                  </w:r>
+                  <w:r>
+                    <w:rPr>
+                      <w:rFonts w:ascii="Avenir Next" w:hAnsi="Avenir Next" w:cs="Avenir Next" w:eastAsia="Avenir Next"/>
+                      <w:color w:val="1A1A1A"/>
                       <w:sz w:val="21"/>
                       <w:szCs w:val="21"/>
                     </w:rPr>
-                    <w:t xml:space="preserve">D</w:t>
-                  </w:r>
-                  <w:r>
-                    <w:rPr>
-                      <w:rFonts w:ascii="Avenir Next" w:hAnsi="Avenir Next" w:cs="Avenir Next" w:eastAsia="Avenir Next"/>
-                      <w:color w:val="1A1A1A"/>
-                      <w:sz w:val="21"/>
-                      <w:szCs w:val="21"/>
-                    </w:rPr>
                     <w:tab/>
                   </w:r>
                   <w:r>
                     <w:rPr>
                       <w:rFonts w:ascii="Avenir Next" w:hAnsi="Avenir Next" w:cs="Avenir Next" w:eastAsia="Avenir Next"/>
                       <w:color w:val="1A1A1A"/>
-                      <w:sz w:val="21"/>
+                      <w:sz w:val="22"/>
                       <w:szCs w:val="21"/>
                     </w:rPr>
                     <w:t xml:space="preserve">17</w:t>
@@ -6159,6 +6171,7 @@
           </w:tcPr>
           <w:p>
             <w:pPr>
+              <w:pStyle w:val="Heading2"/>
               <w:spacing w:before="0" w:after="0" w:line="240" w:lineRule="auto"/>
             </w:pPr>
             <w:r>
@@ -6196,7 +6209,7 @@
               <w:rPr>
                 <w:rFonts w:ascii="Avenir Next" w:hAnsi="Avenir Next" w:cs="Avenir Next" w:eastAsia="Avenir Next"/>
                 <w:color w:val="1A1A1A"/>
-                <w:sz w:val="17"/>
+                <w:sz w:val="22"/>
                 <w:szCs w:val="17"/>
               </w:rPr>
               <w:t xml:space="preserve">  I can do this on my own</w:t>
@@ -6225,7 +6238,7 @@
               <w:rPr>
                 <w:rFonts w:ascii="Avenir Next" w:hAnsi="Avenir Next" w:cs="Avenir Next" w:eastAsia="Avenir Next"/>
                 <w:color w:val="1A1A1A"/>
-                <w:sz w:val="17"/>
+                <w:sz w:val="22"/>
                 <w:szCs w:val="17"/>
               </w:rPr>
               <w:t xml:space="preserve">  I need a little help</w:t>
@@ -6254,7 +6267,7 @@
               <w:rPr>
                 <w:rFonts w:ascii="Avenir Next" w:hAnsi="Avenir Next" w:cs="Avenir Next" w:eastAsia="Avenir Next"/>
                 <w:color w:val="1A1A1A"/>
-                <w:sz w:val="17"/>
+                <w:sz w:val="22"/>
                 <w:szCs w:val="17"/>
               </w:rPr>
               <w:t xml:space="preserve">  I have a question about #</w:t>
@@ -6292,7 +6305,7 @@
         <w:rPr>
           <w:rFonts w:ascii="Avenir Next" w:hAnsi="Avenir Next" w:cs="Avenir Next" w:eastAsia="Avenir Next"/>
           <w:color w:val="5A5F66"/>
-          <w:sz w:val="17"/>
+          <w:sz w:val="22"/>
           <w:szCs w:val="17"/>
         </w:rPr>
         <w:t xml:space="preserve">Tell someone at home why a bus with a small IQR is easier to plan around.</w:t>
@@ -6386,7 +6399,106 @@
               <w:sz w:val="15"/>
               <w:szCs w:val="15"/>
             </w:rPr>
-            <w:t xml:space="preserve">Lesson 2-3  ·  Homework Packet  ·  Level 1</w:t>
+            <w:t xml:space="preserve">2-6 · Page </w:t>
+          </w:r>
+          <w:r>
+            <w:rPr>
+              <w:rFonts w:ascii="Avenir Next" w:hAnsi="Avenir Next" w:cs="Avenir Next" w:eastAsia="Avenir Next"/>
+              <w:color w:val="5A5F66"/>
+              <w:sz w:val="15"/>
+              <w:szCs w:val="15"/>
+            </w:rPr>
+            <w:fldChar w:fldCharType="begin"/>
+          </w:r>
+          <w:r>
+            <w:rPr>
+              <w:rFonts w:ascii="Avenir Next" w:hAnsi="Avenir Next" w:cs="Avenir Next" w:eastAsia="Avenir Next"/>
+              <w:color w:val="5A5F66"/>
+              <w:sz w:val="15"/>
+              <w:szCs w:val="15"/>
+            </w:rPr>
+            <w:instrText xml:space="preserve"> PAGE </w:instrText>
+          </w:r>
+          <w:r>
+            <w:rPr>
+              <w:rFonts w:ascii="Avenir Next" w:hAnsi="Avenir Next" w:cs="Avenir Next" w:eastAsia="Avenir Next"/>
+              <w:color w:val="5A5F66"/>
+              <w:sz w:val="15"/>
+              <w:szCs w:val="15"/>
+            </w:rPr>
+            <w:fldChar w:fldCharType="separate"/>
+          </w:r>
+          <w:r>
+            <w:rPr>
+              <w:rFonts w:ascii="Avenir Next" w:hAnsi="Avenir Next" w:cs="Avenir Next" w:eastAsia="Avenir Next"/>
+              <w:color w:val="5A5F66"/>
+              <w:sz w:val="15"/>
+              <w:szCs w:val="15"/>
+            </w:rPr>
+            <w:t xml:space="preserve">1</w:t>
+          </w:r>
+          <w:r>
+            <w:rPr>
+              <w:rFonts w:ascii="Avenir Next" w:hAnsi="Avenir Next" w:cs="Avenir Next" w:eastAsia="Avenir Next"/>
+              <w:color w:val="5A5F66"/>
+              <w:sz w:val="15"/>
+              <w:szCs w:val="15"/>
+            </w:rPr>
+            <w:fldChar w:fldCharType="end"/>
+          </w:r>
+          <w:r>
+            <w:rPr>
+              <w:rFonts w:ascii="Avenir Next" w:hAnsi="Avenir Next" w:cs="Avenir Next" w:eastAsia="Avenir Next"/>
+              <w:color w:val="5A5F66"/>
+              <w:sz w:val="15"/>
+              <w:szCs w:val="15"/>
+            </w:rPr>
+            <w:t xml:space="preserve"> of </w:t>
+          </w:r>
+          <w:r>
+            <w:rPr>
+              <w:rFonts w:ascii="Avenir Next" w:hAnsi="Avenir Next" w:cs="Avenir Next" w:eastAsia="Avenir Next"/>
+              <w:color w:val="5A5F66"/>
+              <w:sz w:val="15"/>
+              <w:szCs w:val="15"/>
+            </w:rPr>
+            <w:fldChar w:fldCharType="begin"/>
+          </w:r>
+          <w:r>
+            <w:rPr>
+              <w:rFonts w:ascii="Avenir Next" w:hAnsi="Avenir Next" w:cs="Avenir Next" w:eastAsia="Avenir Next"/>
+              <w:color w:val="5A5F66"/>
+              <w:sz w:val="15"/>
+              <w:szCs w:val="15"/>
+            </w:rPr>
+            <w:instrText xml:space="preserve"> NUMPAGES </w:instrText>
+          </w:r>
+          <w:r>
+            <w:rPr>
+              <w:rFonts w:ascii="Avenir Next" w:hAnsi="Avenir Next" w:cs="Avenir Next" w:eastAsia="Avenir Next"/>
+              <w:color w:val="5A5F66"/>
+              <w:sz w:val="15"/>
+              <w:szCs w:val="15"/>
+            </w:rPr>
+            <w:fldChar w:fldCharType="separate"/>
+          </w:r>
+          <w:r>
+            <w:rPr>
+              <w:rFonts w:ascii="Avenir Next" w:hAnsi="Avenir Next" w:cs="Avenir Next" w:eastAsia="Avenir Next"/>
+              <w:color w:val="5A5F66"/>
+              <w:sz w:val="15"/>
+              <w:szCs w:val="15"/>
+            </w:rPr>
+            <w:t xml:space="preserve">1</w:t>
+          </w:r>
+          <w:r>
+            <w:rPr>
+              <w:rFonts w:ascii="Avenir Next" w:hAnsi="Avenir Next" w:cs="Avenir Next" w:eastAsia="Avenir Next"/>
+              <w:color w:val="5A5F66"/>
+              <w:sz w:val="15"/>
+              <w:szCs w:val="15"/>
+            </w:rPr>
+            <w:fldChar w:fldCharType="end"/>
           </w:r>
         </w:p>
       </w:tc>
@@ -6429,5 +6541,23 @@
       </w:tblCellMar>
     </w:tblPr>
   </w:style>
+  <w:style w:type="paragraph" w:styleId="Heading1">
+    <w:name w:val="heading 1"/>
+    <w:basedOn w:val="Normal"/>
+    <w:pPr>
+      <w:outlineLvl w:val="0"/>
+      <w:keepNext w:val="0"/>
+      <w:keepLines w:val="0"/>
+    </w:pPr>
+  </w:style>
+  <w:style w:type="paragraph" w:styleId="Heading2">
+    <w:name w:val="heading 2"/>
+    <w:basedOn w:val="Normal"/>
+    <w:pPr>
+      <w:outlineLvl w:val="1"/>
+      <w:keepNext w:val="0"/>
+      <w:keepLines w:val="0"/>
+    </w:pPr>
+  </w:style>
 </w:styles>
 </file>